--- a/Practicas/INVESTIGACIÓN/Losa.docx
+++ b/Practicas/INVESTIGACIÓN/Losa.docx
@@ -4,8 +4,12 @@
   <w:body>
     <w:p>
       <w:pPr>
-        <w:rPr>
-          <w:rFonts w:ascii="Times New Roman" w:hAnsi="Times New Roman" w:cs="Times New Roman"/>
+        <w:spacing w:line="360" w:lineRule="auto"/>
+        <w:jc w:val="center"/>
+        <w:rPr>
+          <w:rFonts w:ascii="Times New Roman" w:hAnsi="Times New Roman" w:cs="Times New Roman"/>
+          <w:b/>
+          <w:bCs/>
           <w:sz w:val="24"/>
           <w:szCs w:val="24"/>
           <w:lang w:val="es-ES"/>
@@ -14,17 +18,23 @@
       <w:r>
         <w:rPr>
           <w:rFonts w:ascii="Times New Roman" w:hAnsi="Times New Roman" w:cs="Times New Roman"/>
+          <w:b/>
+          <w:bCs/>
           <w:sz w:val="24"/>
           <w:szCs w:val="24"/>
           <w:lang w:val="es-ES"/>
         </w:rPr>
-        <w:t>Universidad de San Carlos de Guatemala</w:t>
-      </w:r>
-    </w:p>
-    <w:p>
-      <w:pPr>
-        <w:rPr>
-          <w:rFonts w:ascii="Times New Roman" w:hAnsi="Times New Roman" w:cs="Times New Roman"/>
+        <w:t>Área de Métodos Constructivos</w:t>
+      </w:r>
+    </w:p>
+    <w:p>
+      <w:pPr>
+        <w:spacing w:line="360" w:lineRule="auto"/>
+        <w:jc w:val="center"/>
+        <w:rPr>
+          <w:rFonts w:ascii="Times New Roman" w:hAnsi="Times New Roman" w:cs="Times New Roman"/>
+          <w:b/>
+          <w:bCs/>
           <w:sz w:val="24"/>
           <w:szCs w:val="24"/>
           <w:lang w:val="es-ES"/>
@@ -33,391 +43,29 @@
       <w:r>
         <w:rPr>
           <w:rFonts w:ascii="Times New Roman" w:hAnsi="Times New Roman" w:cs="Times New Roman"/>
+          <w:b/>
+          <w:bCs/>
           <w:sz w:val="24"/>
           <w:szCs w:val="24"/>
           <w:lang w:val="es-ES"/>
         </w:rPr>
-        <w:t xml:space="preserve">Centro Universitario de Occidente </w:t>
-      </w:r>
-    </w:p>
-    <w:p>
-      <w:pPr>
-        <w:rPr>
-          <w:rFonts w:ascii="Times New Roman" w:hAnsi="Times New Roman" w:cs="Times New Roman"/>
+        <w:t xml:space="preserve">Descripción y proceso constructivo de </w:t>
+      </w:r>
+      <w:r>
+        <w:rPr>
+          <w:rFonts w:ascii="Times New Roman" w:hAnsi="Times New Roman" w:cs="Times New Roman"/>
+          <w:b/>
+          <w:bCs/>
           <w:sz w:val="24"/>
           <w:szCs w:val="24"/>
           <w:lang w:val="es-ES"/>
         </w:rPr>
-      </w:pPr>
-      <w:r>
-        <w:rPr>
-          <w:rFonts w:ascii="Times New Roman" w:hAnsi="Times New Roman" w:cs="Times New Roman"/>
-          <w:sz w:val="24"/>
-          <w:szCs w:val="24"/>
-          <w:lang w:val="es-ES"/>
-        </w:rPr>
-        <w:t>División de Ciencias de Ingeniería</w:t>
-      </w:r>
-    </w:p>
-    <w:p>
-      <w:pPr>
-        <w:rPr>
-          <w:rFonts w:ascii="Times New Roman" w:hAnsi="Times New Roman" w:cs="Times New Roman"/>
-          <w:sz w:val="24"/>
-          <w:szCs w:val="24"/>
-          <w:lang w:val="es-ES"/>
-        </w:rPr>
-      </w:pPr>
-      <w:r>
-        <w:rPr>
-          <w:rFonts w:ascii="Times New Roman" w:hAnsi="Times New Roman" w:cs="Times New Roman"/>
-          <w:sz w:val="24"/>
-          <w:szCs w:val="24"/>
-          <w:lang w:val="es-ES"/>
-        </w:rPr>
-        <w:t xml:space="preserve">Curso: Practicas Finales </w:t>
-      </w:r>
-    </w:p>
-    <w:p>
-      <w:pPr>
-        <w:rPr>
-          <w:rFonts w:ascii="Times New Roman" w:hAnsi="Times New Roman" w:cs="Times New Roman"/>
-          <w:sz w:val="24"/>
-          <w:szCs w:val="24"/>
-          <w:lang w:val="es-ES"/>
-        </w:rPr>
-      </w:pPr>
-    </w:p>
-    <w:p>
-      <w:pPr>
-        <w:rPr>
-          <w:rFonts w:ascii="Times New Roman" w:hAnsi="Times New Roman" w:cs="Times New Roman"/>
-          <w:sz w:val="24"/>
-          <w:szCs w:val="24"/>
-          <w:lang w:val="es-ES"/>
-        </w:rPr>
-      </w:pPr>
-    </w:p>
-    <w:p>
-      <w:pPr>
-        <w:rPr>
-          <w:rFonts w:ascii="Times New Roman" w:hAnsi="Times New Roman" w:cs="Times New Roman"/>
-          <w:sz w:val="24"/>
-          <w:szCs w:val="24"/>
-          <w:lang w:val="es-ES"/>
-        </w:rPr>
-      </w:pPr>
-    </w:p>
-    <w:p>
-      <w:pPr>
-        <w:rPr>
-          <w:rFonts w:ascii="Times New Roman" w:hAnsi="Times New Roman" w:cs="Times New Roman"/>
-          <w:sz w:val="24"/>
-          <w:szCs w:val="24"/>
-          <w:lang w:val="es-ES"/>
-        </w:rPr>
-      </w:pPr>
-    </w:p>
-    <w:p>
-      <w:pPr>
-        <w:rPr>
-          <w:rFonts w:ascii="Times New Roman" w:hAnsi="Times New Roman" w:cs="Times New Roman"/>
-          <w:sz w:val="24"/>
-          <w:szCs w:val="24"/>
-          <w:lang w:val="es-ES"/>
-        </w:rPr>
-      </w:pPr>
-    </w:p>
-    <w:p>
-      <w:pPr>
-        <w:rPr>
-          <w:rFonts w:ascii="Times New Roman" w:hAnsi="Times New Roman" w:cs="Times New Roman"/>
-          <w:sz w:val="24"/>
-          <w:szCs w:val="24"/>
-          <w:lang w:val="es-ES"/>
-        </w:rPr>
-      </w:pPr>
-    </w:p>
-    <w:p>
-      <w:pPr>
-        <w:rPr>
-          <w:rFonts w:ascii="Times New Roman" w:hAnsi="Times New Roman" w:cs="Times New Roman"/>
-          <w:sz w:val="24"/>
-          <w:szCs w:val="24"/>
-          <w:lang w:val="es-ES"/>
-        </w:rPr>
-      </w:pPr>
-    </w:p>
-    <w:p>
-      <w:pPr>
-        <w:jc w:val="center"/>
-        <w:rPr>
-          <w:rFonts w:ascii="Times New Roman" w:hAnsi="Times New Roman" w:cs="Times New Roman"/>
-          <w:b/>
-          <w:bCs/>
-          <w:sz w:val="24"/>
-          <w:szCs w:val="24"/>
-          <w:lang w:val="es-ES"/>
-        </w:rPr>
-      </w:pPr>
-      <w:r>
-        <w:rPr>
-          <w:rFonts w:ascii="Times New Roman" w:hAnsi="Times New Roman" w:cs="Times New Roman"/>
-          <w:b/>
-          <w:bCs/>
-          <w:sz w:val="24"/>
-          <w:szCs w:val="24"/>
-          <w:lang w:val="es-ES"/>
-        </w:rPr>
-        <w:t>Investigación</w:t>
-      </w:r>
-    </w:p>
-    <w:p>
-      <w:pPr>
-        <w:jc w:val="center"/>
-        <w:rPr>
-          <w:rFonts w:ascii="Times New Roman" w:hAnsi="Times New Roman" w:cs="Times New Roman"/>
-          <w:sz w:val="24"/>
-          <w:szCs w:val="24"/>
-          <w:lang w:val="es-ES"/>
-        </w:rPr>
-      </w:pPr>
-    </w:p>
-    <w:p>
-      <w:pPr>
-        <w:jc w:val="center"/>
-        <w:rPr>
-          <w:rFonts w:ascii="Times New Roman" w:hAnsi="Times New Roman" w:cs="Times New Roman"/>
-          <w:sz w:val="24"/>
-          <w:szCs w:val="24"/>
-          <w:lang w:val="es-ES"/>
-        </w:rPr>
-      </w:pPr>
-    </w:p>
-    <w:p>
-      <w:pPr>
-        <w:jc w:val="center"/>
-        <w:rPr>
-          <w:rFonts w:ascii="Times New Roman" w:hAnsi="Times New Roman" w:cs="Times New Roman"/>
-          <w:sz w:val="24"/>
-          <w:szCs w:val="24"/>
-          <w:lang w:val="es-ES"/>
-        </w:rPr>
-      </w:pPr>
-    </w:p>
-    <w:p>
-      <w:pPr>
-        <w:jc w:val="center"/>
-        <w:rPr>
-          <w:rFonts w:ascii="Times New Roman" w:hAnsi="Times New Roman" w:cs="Times New Roman"/>
-          <w:sz w:val="24"/>
-          <w:szCs w:val="24"/>
-          <w:lang w:val="es-ES"/>
-        </w:rPr>
-      </w:pPr>
-    </w:p>
-    <w:p>
-      <w:pPr>
-        <w:jc w:val="center"/>
-        <w:rPr>
-          <w:rFonts w:ascii="Times New Roman" w:hAnsi="Times New Roman" w:cs="Times New Roman"/>
-          <w:sz w:val="24"/>
-          <w:szCs w:val="24"/>
-          <w:lang w:val="es-ES"/>
-        </w:rPr>
-      </w:pPr>
-    </w:p>
-    <w:p>
-      <w:pPr>
-        <w:jc w:val="center"/>
-        <w:rPr>
-          <w:rFonts w:ascii="Times New Roman" w:hAnsi="Times New Roman" w:cs="Times New Roman"/>
-          <w:sz w:val="24"/>
-          <w:szCs w:val="24"/>
-          <w:lang w:val="es-ES"/>
-        </w:rPr>
-      </w:pPr>
-    </w:p>
-    <w:p>
-      <w:pPr>
-        <w:jc w:val="center"/>
-        <w:rPr>
-          <w:rFonts w:ascii="Times New Roman" w:hAnsi="Times New Roman" w:cs="Times New Roman"/>
-          <w:sz w:val="24"/>
-          <w:szCs w:val="24"/>
-          <w:lang w:val="es-ES"/>
-        </w:rPr>
-      </w:pPr>
-    </w:p>
-    <w:p>
-      <w:pPr>
-        <w:jc w:val="center"/>
-        <w:rPr>
-          <w:rFonts w:ascii="Times New Roman" w:hAnsi="Times New Roman" w:cs="Times New Roman"/>
-          <w:sz w:val="24"/>
-          <w:szCs w:val="24"/>
-          <w:lang w:val="es-ES"/>
-        </w:rPr>
-      </w:pPr>
-    </w:p>
-    <w:p>
-      <w:pPr>
-        <w:jc w:val="center"/>
-        <w:rPr>
-          <w:rFonts w:ascii="Times New Roman" w:hAnsi="Times New Roman" w:cs="Times New Roman"/>
-          <w:sz w:val="24"/>
-          <w:szCs w:val="24"/>
-          <w:lang w:val="es-ES"/>
-        </w:rPr>
-      </w:pPr>
-    </w:p>
-    <w:p>
-      <w:pPr>
-        <w:jc w:val="center"/>
-        <w:rPr>
-          <w:rFonts w:ascii="Times New Roman" w:hAnsi="Times New Roman" w:cs="Times New Roman"/>
-          <w:sz w:val="24"/>
-          <w:szCs w:val="24"/>
-          <w:lang w:val="es-ES"/>
-        </w:rPr>
-      </w:pPr>
-    </w:p>
-    <w:p>
-      <w:pPr>
-        <w:jc w:val="center"/>
-        <w:rPr>
-          <w:rFonts w:ascii="Times New Roman" w:hAnsi="Times New Roman" w:cs="Times New Roman"/>
-          <w:sz w:val="24"/>
-          <w:szCs w:val="24"/>
-          <w:lang w:val="es-ES"/>
-        </w:rPr>
-      </w:pPr>
-    </w:p>
-    <w:p>
-      <w:pPr>
-        <w:jc w:val="center"/>
-        <w:rPr>
-          <w:rFonts w:ascii="Times New Roman" w:hAnsi="Times New Roman" w:cs="Times New Roman"/>
-          <w:sz w:val="24"/>
-          <w:szCs w:val="24"/>
-          <w:lang w:val="es-ES"/>
-        </w:rPr>
-      </w:pPr>
-    </w:p>
-    <w:p>
-      <w:pPr>
-        <w:jc w:val="center"/>
-        <w:rPr>
-          <w:rFonts w:ascii="Times New Roman" w:hAnsi="Times New Roman" w:cs="Times New Roman"/>
-          <w:sz w:val="24"/>
-          <w:szCs w:val="24"/>
-          <w:lang w:val="es-ES"/>
-        </w:rPr>
-      </w:pPr>
-    </w:p>
-    <w:p>
-      <w:pPr>
-        <w:jc w:val="center"/>
-        <w:rPr>
-          <w:rFonts w:ascii="Times New Roman" w:hAnsi="Times New Roman" w:cs="Times New Roman"/>
-          <w:sz w:val="24"/>
-          <w:szCs w:val="24"/>
-          <w:lang w:val="es-ES"/>
-        </w:rPr>
-      </w:pPr>
-    </w:p>
-    <w:p>
-      <w:pPr>
-        <w:jc w:val="right"/>
-        <w:rPr>
-          <w:rFonts w:ascii="Times New Roman" w:hAnsi="Times New Roman" w:cs="Times New Roman"/>
-          <w:sz w:val="24"/>
-          <w:szCs w:val="24"/>
-          <w:lang w:val="es-ES"/>
-        </w:rPr>
-      </w:pPr>
-      <w:r>
-        <w:rPr>
-          <w:rFonts w:ascii="Times New Roman" w:hAnsi="Times New Roman" w:cs="Times New Roman"/>
-          <w:sz w:val="24"/>
-          <w:szCs w:val="24"/>
-          <w:lang w:val="es-ES"/>
-        </w:rPr>
-        <w:t>Marlon Ivan Carreto Rivera 201230088</w:t>
-      </w:r>
-    </w:p>
-    <w:p>
-      <w:pPr>
-        <w:jc w:val="right"/>
-        <w:rPr>
-          <w:rFonts w:ascii="Times New Roman" w:hAnsi="Times New Roman" w:cs="Times New Roman"/>
-          <w:sz w:val="24"/>
-          <w:szCs w:val="24"/>
-          <w:lang w:val="es-ES"/>
-        </w:rPr>
-      </w:pPr>
-    </w:p>
-    <w:p>
-      <w:pPr>
-        <w:jc w:val="right"/>
-        <w:rPr>
-          <w:rFonts w:ascii="Times New Roman" w:hAnsi="Times New Roman" w:cs="Times New Roman"/>
-          <w:sz w:val="24"/>
-          <w:szCs w:val="24"/>
-          <w:lang w:val="es-ES"/>
-        </w:rPr>
-      </w:pPr>
-    </w:p>
-    <w:p>
-      <w:pPr>
-        <w:jc w:val="center"/>
-        <w:rPr>
-          <w:rFonts w:ascii="Times New Roman" w:hAnsi="Times New Roman" w:cs="Times New Roman"/>
-          <w:b/>
-          <w:bCs/>
-          <w:sz w:val="24"/>
-          <w:szCs w:val="24"/>
-          <w:lang w:val="es-ES"/>
-        </w:rPr>
-      </w:pPr>
-      <w:r>
-        <w:rPr>
-          <w:rFonts w:ascii="Times New Roman" w:hAnsi="Times New Roman" w:cs="Times New Roman"/>
-          <w:b/>
-          <w:bCs/>
-          <w:sz w:val="24"/>
-          <w:szCs w:val="24"/>
-          <w:lang w:val="es-ES"/>
-        </w:rPr>
-        <w:t>Área de Métodos Constructivos</w:t>
-      </w:r>
-    </w:p>
-    <w:p>
-      <w:pPr>
-        <w:jc w:val="center"/>
-        <w:rPr>
-          <w:rFonts w:ascii="Times New Roman" w:hAnsi="Times New Roman" w:cs="Times New Roman"/>
-          <w:b/>
-          <w:bCs/>
-          <w:sz w:val="24"/>
-          <w:szCs w:val="24"/>
-          <w:lang w:val="es-ES"/>
-        </w:rPr>
-      </w:pPr>
-      <w:r>
-        <w:rPr>
-          <w:rFonts w:ascii="Times New Roman" w:hAnsi="Times New Roman" w:cs="Times New Roman"/>
-          <w:b/>
-          <w:bCs/>
-          <w:sz w:val="24"/>
-          <w:szCs w:val="24"/>
-          <w:lang w:val="es-ES"/>
-        </w:rPr>
         <w:t>Losas</w:t>
       </w:r>
     </w:p>
     <w:p>
       <w:pPr>
+        <w:spacing w:line="360" w:lineRule="auto"/>
         <w:rPr>
           <w:rFonts w:ascii="Times New Roman" w:hAnsi="Times New Roman" w:cs="Times New Roman"/>
           <w:sz w:val="24"/>
@@ -435,6 +83,7 @@
     </w:p>
     <w:p>
       <w:pPr>
+        <w:spacing w:line="360" w:lineRule="auto"/>
         <w:rPr>
           <w:rFonts w:ascii="Times New Roman" w:hAnsi="Times New Roman" w:cs="Times New Roman"/>
           <w:b/>
@@ -473,17 +122,19 @@
     </w:p>
     <w:p>
       <w:pPr>
-        <w:rPr>
-          <w:rFonts w:ascii="Times New Roman" w:hAnsi="Times New Roman" w:cs="Times New Roman"/>
-          <w:b/>
-          <w:bCs/>
-          <w:sz w:val="24"/>
-          <w:szCs w:val="24"/>
-        </w:rPr>
-      </w:pPr>
-    </w:p>
-    <w:p>
-      <w:pPr>
+        <w:spacing w:line="360" w:lineRule="auto"/>
+        <w:rPr>
+          <w:rFonts w:ascii="Times New Roman" w:hAnsi="Times New Roman" w:cs="Times New Roman"/>
+          <w:b/>
+          <w:bCs/>
+          <w:sz w:val="24"/>
+          <w:szCs w:val="24"/>
+        </w:rPr>
+      </w:pPr>
+    </w:p>
+    <w:p>
+      <w:pPr>
+        <w:spacing w:line="360" w:lineRule="auto"/>
         <w:rPr>
           <w:rFonts w:ascii="Times New Roman" w:hAnsi="Times New Roman" w:cs="Times New Roman"/>
           <w:b/>
@@ -507,6 +158,7 @@
     </w:p>
     <w:p>
       <w:pPr>
+        <w:spacing w:line="360" w:lineRule="auto"/>
         <w:rPr>
           <w:rFonts w:ascii="Times New Roman" w:hAnsi="Times New Roman" w:cs="Times New Roman"/>
           <w:sz w:val="24"/>
@@ -529,6 +181,7 @@
           <w:ilvl w:val="0"/>
           <w:numId w:val="2"/>
         </w:numPr>
+        <w:spacing w:line="360" w:lineRule="auto"/>
         <w:rPr>
           <w:rFonts w:ascii="Times New Roman" w:hAnsi="Times New Roman" w:cs="Times New Roman"/>
           <w:b/>
@@ -557,6 +210,7 @@
           <w:ilvl w:val="0"/>
           <w:numId w:val="7"/>
         </w:numPr>
+        <w:spacing w:line="360" w:lineRule="auto"/>
         <w:rPr>
           <w:rFonts w:ascii="Times New Roman" w:hAnsi="Times New Roman" w:cs="Times New Roman"/>
           <w:sz w:val="24"/>
@@ -579,6 +233,7 @@
           <w:ilvl w:val="0"/>
           <w:numId w:val="7"/>
         </w:numPr>
+        <w:spacing w:line="360" w:lineRule="auto"/>
         <w:rPr>
           <w:rFonts w:ascii="Times New Roman" w:hAnsi="Times New Roman" w:cs="Times New Roman"/>
           <w:sz w:val="24"/>
@@ -601,7 +256,7 @@
           <w:ilvl w:val="0"/>
           <w:numId w:val="7"/>
         </w:numPr>
-        <w:spacing w:after="0"/>
+        <w:spacing w:after="0" w:line="360" w:lineRule="auto"/>
         <w:rPr>
           <w:rFonts w:ascii="Times New Roman" w:hAnsi="Times New Roman" w:cs="Times New Roman"/>
           <w:sz w:val="24"/>
@@ -619,6 +274,7 @@
     </w:p>
     <w:p>
       <w:pPr>
+        <w:spacing w:line="360" w:lineRule="auto"/>
         <w:rPr>
           <w:rFonts w:ascii="Times New Roman" w:hAnsi="Times New Roman" w:cs="Times New Roman"/>
           <w:sz w:val="24"/>
@@ -633,6 +289,7 @@
           <w:ilvl w:val="0"/>
           <w:numId w:val="2"/>
         </w:numPr>
+        <w:spacing w:line="360" w:lineRule="auto"/>
         <w:rPr>
           <w:rFonts w:ascii="Times New Roman" w:hAnsi="Times New Roman" w:cs="Times New Roman"/>
           <w:b/>
@@ -659,6 +316,7 @@
           <w:ilvl w:val="0"/>
           <w:numId w:val="9"/>
         </w:numPr>
+        <w:spacing w:line="360" w:lineRule="auto"/>
         <w:rPr>
           <w:rFonts w:ascii="Times New Roman" w:hAnsi="Times New Roman" w:cs="Times New Roman"/>
           <w:sz w:val="24"/>
@@ -681,6 +339,7 @@
           <w:ilvl w:val="0"/>
           <w:numId w:val="9"/>
         </w:numPr>
+        <w:spacing w:line="360" w:lineRule="auto"/>
         <w:rPr>
           <w:rFonts w:ascii="Times New Roman" w:hAnsi="Times New Roman" w:cs="Times New Roman"/>
           <w:sz w:val="24"/>
@@ -703,24 +362,27 @@
           <w:ilvl w:val="0"/>
           <w:numId w:val="9"/>
         </w:numPr>
-        <w:rPr>
-          <w:rFonts w:ascii="Times New Roman" w:hAnsi="Times New Roman" w:cs="Times New Roman"/>
-          <w:sz w:val="24"/>
-          <w:szCs w:val="24"/>
-        </w:rPr>
-      </w:pPr>
-      <w:r>
-        <w:rPr>
-          <w:rFonts w:ascii="Times New Roman" w:hAnsi="Times New Roman" w:cs="Times New Roman"/>
-          <w:sz w:val="24"/>
-          <w:szCs w:val="24"/>
-        </w:rPr>
+        <w:spacing w:line="360" w:lineRule="auto"/>
+        <w:rPr>
+          <w:rFonts w:ascii="Times New Roman" w:hAnsi="Times New Roman" w:cs="Times New Roman"/>
+          <w:sz w:val="24"/>
+          <w:szCs w:val="24"/>
+        </w:rPr>
+      </w:pPr>
+      <w:r>
+        <w:rPr>
+          <w:rFonts w:ascii="Times New Roman" w:hAnsi="Times New Roman" w:cs="Times New Roman"/>
+          <w:sz w:val="24"/>
+          <w:szCs w:val="24"/>
+        </w:rPr>
+        <w:lastRenderedPageBreak/>
         <w:t>Las varillas se separan según el diseño y se amarran con alambre de acero para evitar desplazamiento.</w:t>
       </w:r>
     </w:p>
     <w:p>
       <w:pPr>
         <w:pStyle w:val="Prrafodelista"/>
+        <w:spacing w:line="360" w:lineRule="auto"/>
         <w:ind w:left="1080"/>
         <w:rPr>
           <w:rFonts w:ascii="Times New Roman" w:hAnsi="Times New Roman" w:cs="Times New Roman"/>
@@ -736,6 +398,7 @@
           <w:ilvl w:val="0"/>
           <w:numId w:val="2"/>
         </w:numPr>
+        <w:spacing w:line="360" w:lineRule="auto"/>
         <w:rPr>
           <w:rFonts w:ascii="Times New Roman" w:hAnsi="Times New Roman" w:cs="Times New Roman"/>
           <w:b/>
@@ -762,6 +425,7 @@
           <w:ilvl w:val="0"/>
           <w:numId w:val="13"/>
         </w:numPr>
+        <w:spacing w:line="360" w:lineRule="auto"/>
         <w:rPr>
           <w:rFonts w:ascii="Times New Roman" w:hAnsi="Times New Roman" w:cs="Times New Roman"/>
           <w:sz w:val="24"/>
@@ -802,6 +466,7 @@
           <w:ilvl w:val="0"/>
           <w:numId w:val="10"/>
         </w:numPr>
+        <w:spacing w:line="360" w:lineRule="auto"/>
         <w:rPr>
           <w:rFonts w:ascii="Times New Roman" w:hAnsi="Times New Roman" w:cs="Times New Roman"/>
           <w:sz w:val="24"/>
@@ -820,6 +485,7 @@
     <w:p>
       <w:pPr>
         <w:pStyle w:val="Prrafodelista"/>
+        <w:spacing w:line="360" w:lineRule="auto"/>
         <w:ind w:left="1068"/>
         <w:rPr>
           <w:rFonts w:ascii="Times New Roman" w:hAnsi="Times New Roman" w:cs="Times New Roman"/>
@@ -835,6 +501,7 @@
           <w:ilvl w:val="0"/>
           <w:numId w:val="2"/>
         </w:numPr>
+        <w:spacing w:line="360" w:lineRule="auto"/>
         <w:rPr>
           <w:rFonts w:ascii="Times New Roman" w:hAnsi="Times New Roman" w:cs="Times New Roman"/>
           <w:b/>
@@ -861,6 +528,7 @@
           <w:ilvl w:val="0"/>
           <w:numId w:val="13"/>
         </w:numPr>
+        <w:spacing w:line="360" w:lineRule="auto"/>
         <w:rPr>
           <w:rFonts w:ascii="Times New Roman" w:hAnsi="Times New Roman" w:cs="Times New Roman"/>
           <w:sz w:val="24"/>
@@ -883,7 +551,7 @@
           <w:ilvl w:val="0"/>
           <w:numId w:val="13"/>
         </w:numPr>
-        <w:spacing w:after="0"/>
+        <w:spacing w:after="0" w:line="360" w:lineRule="auto"/>
         <w:rPr>
           <w:rFonts w:ascii="Times New Roman" w:hAnsi="Times New Roman" w:cs="Times New Roman"/>
           <w:sz w:val="24"/>
@@ -901,7 +569,7 @@
     </w:p>
     <w:p>
       <w:pPr>
-        <w:spacing w:after="0"/>
+        <w:spacing w:after="0" w:line="360" w:lineRule="auto"/>
         <w:rPr>
           <w:rFonts w:ascii="Times New Roman" w:hAnsi="Times New Roman" w:cs="Times New Roman"/>
           <w:sz w:val="24"/>
@@ -916,6 +584,7 @@
           <w:ilvl w:val="0"/>
           <w:numId w:val="2"/>
         </w:numPr>
+        <w:spacing w:line="360" w:lineRule="auto"/>
         <w:rPr>
           <w:rFonts w:ascii="Times New Roman" w:hAnsi="Times New Roman" w:cs="Times New Roman"/>
           <w:b/>
@@ -942,7 +611,7 @@
           <w:ilvl w:val="0"/>
           <w:numId w:val="13"/>
         </w:numPr>
-        <w:spacing w:after="0"/>
+        <w:spacing w:after="0" w:line="360" w:lineRule="auto"/>
         <w:rPr>
           <w:rFonts w:ascii="Times New Roman" w:hAnsi="Times New Roman" w:cs="Times New Roman"/>
           <w:sz w:val="24"/>
@@ -978,7 +647,7 @@
     </w:p>
     <w:p>
       <w:pPr>
-        <w:spacing w:after="0"/>
+        <w:spacing w:after="0" w:line="360" w:lineRule="auto"/>
         <w:rPr>
           <w:rFonts w:ascii="Times New Roman" w:hAnsi="Times New Roman" w:cs="Times New Roman"/>
           <w:sz w:val="24"/>
@@ -1001,6 +670,7 @@
           <w:ilvl w:val="0"/>
           <w:numId w:val="2"/>
         </w:numPr>
+        <w:spacing w:line="360" w:lineRule="auto"/>
         <w:rPr>
           <w:rFonts w:ascii="Times New Roman" w:hAnsi="Times New Roman" w:cs="Times New Roman"/>
           <w:b/>
@@ -1027,7 +697,7 @@
           <w:ilvl w:val="0"/>
           <w:numId w:val="13"/>
         </w:numPr>
-        <w:spacing w:after="0"/>
+        <w:spacing w:after="0" w:line="360" w:lineRule="auto"/>
         <w:rPr>
           <w:rFonts w:ascii="Times New Roman" w:hAnsi="Times New Roman" w:cs="Times New Roman"/>
           <w:sz w:val="24"/>
@@ -1050,7 +720,7 @@
           <w:ilvl w:val="0"/>
           <w:numId w:val="13"/>
         </w:numPr>
-        <w:spacing w:after="0"/>
+        <w:spacing w:after="0" w:line="360" w:lineRule="auto"/>
         <w:rPr>
           <w:rFonts w:ascii="Times New Roman" w:hAnsi="Times New Roman" w:cs="Times New Roman"/>
           <w:sz w:val="24"/>
@@ -1073,7 +743,7 @@
           <w:ilvl w:val="0"/>
           <w:numId w:val="13"/>
         </w:numPr>
-        <w:spacing w:after="0"/>
+        <w:spacing w:after="0" w:line="360" w:lineRule="auto"/>
         <w:rPr>
           <w:rFonts w:ascii="Times New Roman" w:hAnsi="Times New Roman" w:cs="Times New Roman"/>
           <w:sz w:val="24"/>
@@ -1101,7 +771,7 @@
     <w:p>
       <w:pPr>
         <w:pStyle w:val="Prrafodelista"/>
-        <w:spacing w:after="0"/>
+        <w:spacing w:after="0" w:line="360" w:lineRule="auto"/>
         <w:ind w:left="1080"/>
         <w:rPr>
           <w:rFonts w:ascii="Times New Roman" w:hAnsi="Times New Roman" w:cs="Times New Roman"/>
@@ -1117,6 +787,7 @@
           <w:ilvl w:val="0"/>
           <w:numId w:val="2"/>
         </w:numPr>
+        <w:spacing w:line="360" w:lineRule="auto"/>
         <w:rPr>
           <w:rFonts w:ascii="Times New Roman" w:hAnsi="Times New Roman" w:cs="Times New Roman"/>
           <w:b/>
@@ -1143,7 +814,7 @@
           <w:ilvl w:val="0"/>
           <w:numId w:val="13"/>
         </w:numPr>
-        <w:spacing w:after="0"/>
+        <w:spacing w:after="0" w:line="360" w:lineRule="auto"/>
         <w:rPr>
           <w:rFonts w:ascii="Times New Roman" w:hAnsi="Times New Roman" w:cs="Times New Roman"/>
           <w:sz w:val="24"/>
@@ -1166,7 +837,7 @@
           <w:ilvl w:val="0"/>
           <w:numId w:val="13"/>
         </w:numPr>
-        <w:spacing w:after="0"/>
+        <w:spacing w:after="0" w:line="360" w:lineRule="auto"/>
         <w:rPr>
           <w:rFonts w:ascii="Times New Roman" w:hAnsi="Times New Roman" w:cs="Times New Roman"/>
           <w:sz w:val="24"/>
@@ -1189,7 +860,7 @@
           <w:ilvl w:val="0"/>
           <w:numId w:val="13"/>
         </w:numPr>
-        <w:spacing w:after="0"/>
+        <w:spacing w:after="0" w:line="360" w:lineRule="auto"/>
         <w:rPr>
           <w:rFonts w:ascii="Times New Roman" w:hAnsi="Times New Roman" w:cs="Times New Roman"/>
           <w:sz w:val="24"/>
@@ -1207,28 +878,326 @@
     </w:p>
     <w:p>
       <w:pPr>
-        <w:spacing w:after="0"/>
-        <w:rPr>
-          <w:rFonts w:ascii="Times New Roman" w:hAnsi="Times New Roman" w:cs="Times New Roman"/>
-          <w:sz w:val="24"/>
-          <w:szCs w:val="24"/>
-        </w:rPr>
-      </w:pPr>
-    </w:p>
-    <w:p>
-      <w:pPr>
-        <w:spacing w:after="0"/>
-        <w:rPr>
-          <w:rFonts w:ascii="Times New Roman" w:hAnsi="Times New Roman" w:cs="Times New Roman"/>
-          <w:b/>
-          <w:bCs/>
-          <w:sz w:val="24"/>
-          <w:szCs w:val="24"/>
-        </w:rPr>
-      </w:pPr>
-    </w:p>
-    <w:p>
-      <w:pPr>
+        <w:spacing w:after="0" w:line="360" w:lineRule="auto"/>
+        <w:rPr>
+          <w:rFonts w:ascii="Times New Roman" w:hAnsi="Times New Roman" w:cs="Times New Roman"/>
+          <w:sz w:val="24"/>
+          <w:szCs w:val="24"/>
+        </w:rPr>
+      </w:pPr>
+    </w:p>
+    <w:p>
+      <w:pPr>
+        <w:spacing w:after="0" w:line="360" w:lineRule="auto"/>
+        <w:rPr>
+          <w:rFonts w:ascii="Times New Roman" w:hAnsi="Times New Roman" w:cs="Times New Roman"/>
+          <w:b/>
+          <w:bCs/>
+          <w:sz w:val="24"/>
+          <w:szCs w:val="24"/>
+        </w:rPr>
+      </w:pPr>
+    </w:p>
+    <w:p>
+      <w:pPr>
+        <w:spacing w:after="0" w:line="360" w:lineRule="auto"/>
+        <w:rPr>
+          <w:rFonts w:ascii="Times New Roman" w:hAnsi="Times New Roman" w:cs="Times New Roman"/>
+          <w:b/>
+          <w:bCs/>
+          <w:sz w:val="24"/>
+          <w:szCs w:val="24"/>
+        </w:rPr>
+      </w:pPr>
+    </w:p>
+    <w:p>
+      <w:pPr>
+        <w:spacing w:after="0" w:line="360" w:lineRule="auto"/>
+        <w:rPr>
+          <w:rFonts w:ascii="Times New Roman" w:hAnsi="Times New Roman" w:cs="Times New Roman"/>
+          <w:b/>
+          <w:bCs/>
+          <w:sz w:val="24"/>
+          <w:szCs w:val="24"/>
+        </w:rPr>
+      </w:pPr>
+    </w:p>
+    <w:p>
+      <w:pPr>
+        <w:spacing w:after="0" w:line="360" w:lineRule="auto"/>
+        <w:rPr>
+          <w:rFonts w:ascii="Times New Roman" w:hAnsi="Times New Roman" w:cs="Times New Roman"/>
+          <w:b/>
+          <w:bCs/>
+          <w:sz w:val="24"/>
+          <w:szCs w:val="24"/>
+        </w:rPr>
+      </w:pPr>
+    </w:p>
+    <w:p>
+      <w:pPr>
+        <w:spacing w:after="0" w:line="360" w:lineRule="auto"/>
+        <w:rPr>
+          <w:rFonts w:ascii="Times New Roman" w:hAnsi="Times New Roman" w:cs="Times New Roman"/>
+          <w:b/>
+          <w:bCs/>
+          <w:sz w:val="24"/>
+          <w:szCs w:val="24"/>
+        </w:rPr>
+      </w:pPr>
+    </w:p>
+    <w:p>
+      <w:pPr>
+        <w:spacing w:after="0" w:line="360" w:lineRule="auto"/>
+        <w:rPr>
+          <w:rFonts w:ascii="Times New Roman" w:hAnsi="Times New Roman" w:cs="Times New Roman"/>
+          <w:b/>
+          <w:bCs/>
+          <w:sz w:val="24"/>
+          <w:szCs w:val="24"/>
+        </w:rPr>
+      </w:pPr>
+    </w:p>
+    <w:p>
+      <w:pPr>
+        <w:spacing w:after="0" w:line="360" w:lineRule="auto"/>
+        <w:rPr>
+          <w:rFonts w:ascii="Times New Roman" w:hAnsi="Times New Roman" w:cs="Times New Roman"/>
+          <w:b/>
+          <w:bCs/>
+          <w:sz w:val="24"/>
+          <w:szCs w:val="24"/>
+        </w:rPr>
+      </w:pPr>
+    </w:p>
+    <w:p>
+      <w:pPr>
+        <w:spacing w:after="0" w:line="360" w:lineRule="auto"/>
+        <w:rPr>
+          <w:rFonts w:ascii="Times New Roman" w:hAnsi="Times New Roman" w:cs="Times New Roman"/>
+          <w:b/>
+          <w:bCs/>
+          <w:sz w:val="24"/>
+          <w:szCs w:val="24"/>
+        </w:rPr>
+      </w:pPr>
+    </w:p>
+    <w:p>
+      <w:pPr>
+        <w:spacing w:after="0" w:line="360" w:lineRule="auto"/>
+        <w:rPr>
+          <w:rFonts w:ascii="Times New Roman" w:hAnsi="Times New Roman" w:cs="Times New Roman"/>
+          <w:b/>
+          <w:bCs/>
+          <w:sz w:val="24"/>
+          <w:szCs w:val="24"/>
+        </w:rPr>
+      </w:pPr>
+    </w:p>
+    <w:p>
+      <w:pPr>
+        <w:spacing w:after="0" w:line="360" w:lineRule="auto"/>
+        <w:rPr>
+          <w:rFonts w:ascii="Times New Roman" w:hAnsi="Times New Roman" w:cs="Times New Roman"/>
+          <w:b/>
+          <w:bCs/>
+          <w:sz w:val="24"/>
+          <w:szCs w:val="24"/>
+        </w:rPr>
+      </w:pPr>
+    </w:p>
+    <w:p>
+      <w:pPr>
+        <w:spacing w:after="0" w:line="360" w:lineRule="auto"/>
+        <w:rPr>
+          <w:rFonts w:ascii="Times New Roman" w:hAnsi="Times New Roman" w:cs="Times New Roman"/>
+          <w:b/>
+          <w:bCs/>
+          <w:sz w:val="24"/>
+          <w:szCs w:val="24"/>
+        </w:rPr>
+      </w:pPr>
+    </w:p>
+    <w:p>
+      <w:pPr>
+        <w:spacing w:after="0" w:line="360" w:lineRule="auto"/>
+        <w:rPr>
+          <w:rFonts w:ascii="Times New Roman" w:hAnsi="Times New Roman" w:cs="Times New Roman"/>
+          <w:b/>
+          <w:bCs/>
+          <w:sz w:val="24"/>
+          <w:szCs w:val="24"/>
+        </w:rPr>
+      </w:pPr>
+    </w:p>
+    <w:p>
+      <w:pPr>
+        <w:spacing w:after="0" w:line="360" w:lineRule="auto"/>
+        <w:rPr>
+          <w:rFonts w:ascii="Times New Roman" w:hAnsi="Times New Roman" w:cs="Times New Roman"/>
+          <w:b/>
+          <w:bCs/>
+          <w:sz w:val="24"/>
+          <w:szCs w:val="24"/>
+        </w:rPr>
+      </w:pPr>
+    </w:p>
+    <w:p>
+      <w:pPr>
+        <w:spacing w:after="0" w:line="360" w:lineRule="auto"/>
+        <w:rPr>
+          <w:rFonts w:ascii="Times New Roman" w:hAnsi="Times New Roman" w:cs="Times New Roman"/>
+          <w:b/>
+          <w:bCs/>
+          <w:sz w:val="24"/>
+          <w:szCs w:val="24"/>
+        </w:rPr>
+      </w:pPr>
+      <w:r>
+        <w:rPr>
+          <w:noProof/>
+        </w:rPr>
+        <w:drawing>
+          <wp:anchor distT="0" distB="0" distL="114300" distR="114300" simplePos="0" relativeHeight="251658240" behindDoc="0" locked="0" layoutInCell="1" allowOverlap="1" wp14:anchorId="26390B1E" wp14:editId="3BC8DC93">
+            <wp:simplePos x="1079500" y="901700"/>
+            <wp:positionH relativeFrom="margin">
+              <wp:align>center</wp:align>
+            </wp:positionH>
+            <wp:positionV relativeFrom="margin">
+              <wp:align>top</wp:align>
+            </wp:positionV>
+            <wp:extent cx="2514600" cy="2095500"/>
+            <wp:effectExtent l="0" t="0" r="0" b="0"/>
+            <wp:wrapSquare wrapText="bothSides"/>
+            <wp:docPr id="963685931" name="Imagen 1" descr="Propiedades de la losa"/>
+            <wp:cNvGraphicFramePr>
+              <a:graphicFrameLocks xmlns:a="http://schemas.openxmlformats.org/drawingml/2006/main" noChangeAspect="1"/>
+            </wp:cNvGraphicFramePr>
+            <a:graphic xmlns:a="http://schemas.openxmlformats.org/drawingml/2006/main">
+              <a:graphicData uri="http://schemas.openxmlformats.org/drawingml/2006/picture">
+                <pic:pic xmlns:pic="http://schemas.openxmlformats.org/drawingml/2006/picture">
+                  <pic:nvPicPr>
+                    <pic:cNvPr id="0" name="Picture 1" descr="Propiedades de la losa"/>
+                    <pic:cNvPicPr>
+                      <a:picLocks noChangeAspect="1" noChangeArrowheads="1"/>
+                    </pic:cNvPicPr>
+                  </pic:nvPicPr>
+                  <pic:blipFill>
+                    <a:blip r:embed="rId5">
+                      <a:extLst>
+                        <a:ext uri="{28A0092B-C50C-407E-A947-70E740481C1C}">
+                          <a14:useLocalDpi xmlns:a14="http://schemas.microsoft.com/office/drawing/2010/main" val="0"/>
+                        </a:ext>
+                      </a:extLst>
+                    </a:blip>
+                    <a:srcRect/>
+                    <a:stretch>
+                      <a:fillRect/>
+                    </a:stretch>
+                  </pic:blipFill>
+                  <pic:spPr bwMode="auto">
+                    <a:xfrm>
+                      <a:off x="0" y="0"/>
+                      <a:ext cx="2514600" cy="2095500"/>
+                    </a:xfrm>
+                    <a:prstGeom prst="rect">
+                      <a:avLst/>
+                    </a:prstGeom>
+                    <a:noFill/>
+                    <a:ln>
+                      <a:noFill/>
+                    </a:ln>
+                  </pic:spPr>
+                </pic:pic>
+              </a:graphicData>
+            </a:graphic>
+          </wp:anchor>
+        </w:drawing>
+      </w:r>
+    </w:p>
+    <w:p>
+      <w:pPr>
+        <w:spacing w:after="0" w:line="360" w:lineRule="auto"/>
+        <w:rPr>
+          <w:rFonts w:ascii="Times New Roman" w:hAnsi="Times New Roman" w:cs="Times New Roman"/>
+          <w:b/>
+          <w:bCs/>
+          <w:sz w:val="24"/>
+          <w:szCs w:val="24"/>
+        </w:rPr>
+      </w:pPr>
+      <w:r>
+        <w:rPr>
+          <w:rFonts w:ascii="Times New Roman" w:hAnsi="Times New Roman" w:cs="Times New Roman"/>
+          <w:b/>
+          <w:bCs/>
+          <w:sz w:val="24"/>
+          <w:szCs w:val="24"/>
+        </w:rPr>
+        <w:drawing>
+          <wp:inline distT="0" distB="0" distL="0" distR="0" wp14:anchorId="0B2445BC" wp14:editId="6A8A8F13">
+            <wp:extent cx="5612130" cy="1946910"/>
+            <wp:effectExtent l="0" t="0" r="7620" b="0"/>
+            <wp:docPr id="2121229888" name="Imagen 1"/>
+            <wp:cNvGraphicFramePr>
+              <a:graphicFrameLocks xmlns:a="http://schemas.openxmlformats.org/drawingml/2006/main" noChangeAspect="1"/>
+            </wp:cNvGraphicFramePr>
+            <a:graphic xmlns:a="http://schemas.openxmlformats.org/drawingml/2006/main">
+              <a:graphicData uri="http://schemas.openxmlformats.org/drawingml/2006/picture">
+                <pic:pic xmlns:pic="http://schemas.openxmlformats.org/drawingml/2006/picture">
+                  <pic:nvPicPr>
+                    <pic:cNvPr id="2121229888" name=""/>
+                    <pic:cNvPicPr/>
+                  </pic:nvPicPr>
+                  <pic:blipFill>
+                    <a:blip r:embed="rId6"/>
+                    <a:stretch>
+                      <a:fillRect/>
+                    </a:stretch>
+                  </pic:blipFill>
+                  <pic:spPr>
+                    <a:xfrm>
+                      <a:off x="0" y="0"/>
+                      <a:ext cx="5612130" cy="1946910"/>
+                    </a:xfrm>
+                    <a:prstGeom prst="rect">
+                      <a:avLst/>
+                    </a:prstGeom>
+                  </pic:spPr>
+                </pic:pic>
+              </a:graphicData>
+            </a:graphic>
+          </wp:inline>
+        </w:drawing>
+      </w:r>
+    </w:p>
+    <w:p>
+      <w:pPr>
+        <w:spacing w:line="360" w:lineRule="auto"/>
+        <w:rPr>
+          <w:rFonts w:ascii="Times New Roman" w:hAnsi="Times New Roman" w:cs="Times New Roman"/>
+          <w:b/>
+          <w:bCs/>
+          <w:sz w:val="24"/>
+          <w:szCs w:val="24"/>
+        </w:rPr>
+      </w:pPr>
+    </w:p>
+    <w:p>
+      <w:pPr>
+        <w:spacing w:line="360" w:lineRule="auto"/>
+        <w:rPr>
+          <w:rFonts w:ascii="Times New Roman" w:hAnsi="Times New Roman" w:cs="Times New Roman"/>
+          <w:b/>
+          <w:bCs/>
+          <w:sz w:val="24"/>
+          <w:szCs w:val="24"/>
+        </w:rPr>
+      </w:pPr>
+    </w:p>
+    <w:p>
+      <w:pPr>
+        <w:spacing w:line="360" w:lineRule="auto"/>
         <w:rPr>
           <w:rFonts w:ascii="Times New Roman" w:hAnsi="Times New Roman" w:cs="Times New Roman"/>
           <w:b/>
@@ -1261,6 +1230,7 @@
     </w:p>
     <w:p>
       <w:pPr>
+        <w:spacing w:line="360" w:lineRule="auto"/>
         <w:rPr>
           <w:rFonts w:ascii="Times New Roman" w:hAnsi="Times New Roman" w:cs="Times New Roman"/>
           <w:sz w:val="24"/>
@@ -1291,6 +1261,7 @@
           <w:ilvl w:val="0"/>
           <w:numId w:val="20"/>
         </w:numPr>
+        <w:spacing w:line="360" w:lineRule="auto"/>
         <w:rPr>
           <w:rFonts w:ascii="Times New Roman" w:hAnsi="Times New Roman" w:cs="Times New Roman"/>
           <w:sz w:val="24"/>
@@ -1315,7 +1286,7 @@
           <w:ilvl w:val="0"/>
           <w:numId w:val="13"/>
         </w:numPr>
-        <w:spacing w:after="0"/>
+        <w:spacing w:after="0" w:line="360" w:lineRule="auto"/>
         <w:rPr>
           <w:rFonts w:ascii="Times New Roman" w:hAnsi="Times New Roman" w:cs="Times New Roman"/>
           <w:sz w:val="24"/>
@@ -1338,7 +1309,7 @@
           <w:ilvl w:val="0"/>
           <w:numId w:val="13"/>
         </w:numPr>
-        <w:spacing w:after="0"/>
+        <w:spacing w:after="0" w:line="360" w:lineRule="auto"/>
         <w:rPr>
           <w:rFonts w:ascii="Times New Roman" w:hAnsi="Times New Roman" w:cs="Times New Roman"/>
           <w:sz w:val="24"/>
@@ -1357,7 +1328,7 @@
     <w:p>
       <w:pPr>
         <w:pStyle w:val="Prrafodelista"/>
-        <w:spacing w:after="0"/>
+        <w:spacing w:after="0" w:line="360" w:lineRule="auto"/>
         <w:ind w:left="1080"/>
         <w:rPr>
           <w:rFonts w:ascii="Times New Roman" w:hAnsi="Times New Roman" w:cs="Times New Roman"/>
@@ -1373,6 +1344,7 @@
           <w:ilvl w:val="0"/>
           <w:numId w:val="20"/>
         </w:numPr>
+        <w:spacing w:line="360" w:lineRule="auto"/>
         <w:rPr>
           <w:rFonts w:ascii="Times New Roman" w:hAnsi="Times New Roman" w:cs="Times New Roman"/>
           <w:sz w:val="24"/>
@@ -1397,7 +1369,7 @@
           <w:ilvl w:val="0"/>
           <w:numId w:val="13"/>
         </w:numPr>
-        <w:spacing w:after="0"/>
+        <w:spacing w:after="0" w:line="360" w:lineRule="auto"/>
         <w:rPr>
           <w:rFonts w:ascii="Times New Roman" w:hAnsi="Times New Roman" w:cs="Times New Roman"/>
           <w:sz w:val="24"/>
@@ -1420,7 +1392,7 @@
           <w:ilvl w:val="0"/>
           <w:numId w:val="13"/>
         </w:numPr>
-        <w:spacing w:after="0"/>
+        <w:spacing w:after="0" w:line="360" w:lineRule="auto"/>
         <w:rPr>
           <w:rFonts w:ascii="Times New Roman" w:hAnsi="Times New Roman" w:cs="Times New Roman"/>
           <w:sz w:val="24"/>
@@ -1439,7 +1411,7 @@
     <w:p>
       <w:pPr>
         <w:pStyle w:val="Prrafodelista"/>
-        <w:spacing w:after="0"/>
+        <w:spacing w:after="0" w:line="360" w:lineRule="auto"/>
         <w:ind w:left="1080"/>
         <w:rPr>
           <w:rFonts w:ascii="Times New Roman" w:hAnsi="Times New Roman" w:cs="Times New Roman"/>
@@ -1455,6 +1427,7 @@
           <w:ilvl w:val="0"/>
           <w:numId w:val="20"/>
         </w:numPr>
+        <w:spacing w:line="360" w:lineRule="auto"/>
         <w:rPr>
           <w:rFonts w:ascii="Times New Roman" w:hAnsi="Times New Roman" w:cs="Times New Roman"/>
           <w:sz w:val="24"/>
@@ -1487,7 +1460,7 @@
           <w:ilvl w:val="0"/>
           <w:numId w:val="13"/>
         </w:numPr>
-        <w:spacing w:after="0"/>
+        <w:spacing w:after="0" w:line="360" w:lineRule="auto"/>
         <w:rPr>
           <w:rFonts w:ascii="Times New Roman" w:hAnsi="Times New Roman" w:cs="Times New Roman"/>
           <w:sz w:val="24"/>
@@ -1510,7 +1483,7 @@
           <w:ilvl w:val="0"/>
           <w:numId w:val="13"/>
         </w:numPr>
-        <w:spacing w:after="0"/>
+        <w:spacing w:after="0" w:line="360" w:lineRule="auto"/>
         <w:rPr>
           <w:rFonts w:ascii="Times New Roman" w:hAnsi="Times New Roman" w:cs="Times New Roman"/>
           <w:sz w:val="24"/>
@@ -1538,7 +1511,7 @@
     <w:p>
       <w:pPr>
         <w:pStyle w:val="Prrafodelista"/>
-        <w:spacing w:after="0"/>
+        <w:spacing w:after="0" w:line="360" w:lineRule="auto"/>
         <w:ind w:left="1080"/>
         <w:rPr>
           <w:rFonts w:ascii="Times New Roman" w:hAnsi="Times New Roman" w:cs="Times New Roman"/>
@@ -1554,6 +1527,7 @@
           <w:ilvl w:val="0"/>
           <w:numId w:val="20"/>
         </w:numPr>
+        <w:spacing w:line="360" w:lineRule="auto"/>
         <w:rPr>
           <w:rFonts w:ascii="Times New Roman" w:hAnsi="Times New Roman" w:cs="Times New Roman"/>
           <w:sz w:val="24"/>
@@ -1578,7 +1552,7 @@
           <w:ilvl w:val="0"/>
           <w:numId w:val="13"/>
         </w:numPr>
-        <w:spacing w:after="0"/>
+        <w:spacing w:after="0" w:line="360" w:lineRule="auto"/>
         <w:rPr>
           <w:rFonts w:ascii="Times New Roman" w:hAnsi="Times New Roman" w:cs="Times New Roman"/>
           <w:sz w:val="24"/>
@@ -1601,7 +1575,7 @@
           <w:ilvl w:val="0"/>
           <w:numId w:val="13"/>
         </w:numPr>
-        <w:spacing w:after="0"/>
+        <w:spacing w:after="0" w:line="360" w:lineRule="auto"/>
         <w:rPr>
           <w:rFonts w:ascii="Times New Roman" w:hAnsi="Times New Roman" w:cs="Times New Roman"/>
           <w:sz w:val="24"/>
@@ -1619,6 +1593,7 @@
     </w:p>
     <w:p>
       <w:pPr>
+        <w:spacing w:line="360" w:lineRule="auto"/>
         <w:rPr>
           <w:rFonts w:ascii="Times New Roman" w:hAnsi="Times New Roman" w:cs="Times New Roman"/>
           <w:sz w:val="24"/>
@@ -1634,6 +1609,7 @@
           <w:ilvl w:val="0"/>
           <w:numId w:val="20"/>
         </w:numPr>
+        <w:spacing w:line="360" w:lineRule="auto"/>
         <w:rPr>
           <w:rFonts w:ascii="Times New Roman" w:hAnsi="Times New Roman" w:cs="Times New Roman"/>
           <w:b/>
@@ -1660,7 +1636,7 @@
           <w:ilvl w:val="0"/>
           <w:numId w:val="13"/>
         </w:numPr>
-        <w:spacing w:after="0"/>
+        <w:spacing w:after="0" w:line="360" w:lineRule="auto"/>
         <w:rPr>
           <w:rFonts w:ascii="Times New Roman" w:hAnsi="Times New Roman" w:cs="Times New Roman"/>
           <w:sz w:val="24"/>
@@ -1683,7 +1659,7 @@
           <w:ilvl w:val="0"/>
           <w:numId w:val="13"/>
         </w:numPr>
-        <w:spacing w:after="0"/>
+        <w:spacing w:after="0" w:line="360" w:lineRule="auto"/>
         <w:rPr>
           <w:rFonts w:ascii="Times New Roman" w:hAnsi="Times New Roman" w:cs="Times New Roman"/>
           <w:sz w:val="24"/>
@@ -1706,7 +1682,7 @@
           <w:ilvl w:val="0"/>
           <w:numId w:val="13"/>
         </w:numPr>
-        <w:spacing w:after="0"/>
+        <w:spacing w:after="0" w:line="360" w:lineRule="auto"/>
         <w:rPr>
           <w:rFonts w:ascii="Times New Roman" w:hAnsi="Times New Roman" w:cs="Times New Roman"/>
           <w:sz w:val="24"/>
@@ -1729,23 +1705,23 @@
           <w:ilvl w:val="0"/>
           <w:numId w:val="20"/>
         </w:numPr>
-        <w:rPr>
-          <w:rFonts w:ascii="Times New Roman" w:hAnsi="Times New Roman" w:cs="Times New Roman"/>
-          <w:b/>
-          <w:bCs/>
-          <w:sz w:val="24"/>
-          <w:szCs w:val="24"/>
-        </w:rPr>
-      </w:pPr>
-      <w:r>
-        <w:rPr>
-          <w:rFonts w:ascii="Times New Roman" w:hAnsi="Times New Roman" w:cs="Times New Roman"/>
-          <w:b/>
-          <w:bCs/>
-          <w:sz w:val="24"/>
-          <w:szCs w:val="24"/>
-        </w:rPr>
-        <w:lastRenderedPageBreak/>
+        <w:spacing w:line="360" w:lineRule="auto"/>
+        <w:rPr>
+          <w:rFonts w:ascii="Times New Roman" w:hAnsi="Times New Roman" w:cs="Times New Roman"/>
+          <w:b/>
+          <w:bCs/>
+          <w:sz w:val="24"/>
+          <w:szCs w:val="24"/>
+        </w:rPr>
+      </w:pPr>
+      <w:r>
+        <w:rPr>
+          <w:rFonts w:ascii="Times New Roman" w:hAnsi="Times New Roman" w:cs="Times New Roman"/>
+          <w:b/>
+          <w:bCs/>
+          <w:sz w:val="24"/>
+          <w:szCs w:val="24"/>
+        </w:rPr>
         <w:t>Desventajas</w:t>
       </w:r>
     </w:p>
@@ -1756,7 +1732,7 @@
           <w:ilvl w:val="0"/>
           <w:numId w:val="13"/>
         </w:numPr>
-        <w:spacing w:after="0"/>
+        <w:spacing w:after="0" w:line="360" w:lineRule="auto"/>
         <w:rPr>
           <w:rFonts w:ascii="Times New Roman" w:hAnsi="Times New Roman" w:cs="Times New Roman"/>
           <w:sz w:val="24"/>
@@ -1779,7 +1755,7 @@
           <w:ilvl w:val="0"/>
           <w:numId w:val="13"/>
         </w:numPr>
-        <w:spacing w:after="0"/>
+        <w:spacing w:after="0" w:line="360" w:lineRule="auto"/>
         <w:rPr>
           <w:rFonts w:ascii="Times New Roman" w:hAnsi="Times New Roman" w:cs="Times New Roman"/>
           <w:sz w:val="24"/>
@@ -1797,6 +1773,27 @@
     </w:p>
     <w:p>
       <w:pPr>
+        <w:spacing w:after="0" w:line="360" w:lineRule="auto"/>
+        <w:rPr>
+          <w:rFonts w:ascii="Times New Roman" w:hAnsi="Times New Roman" w:cs="Times New Roman"/>
+          <w:sz w:val="24"/>
+          <w:szCs w:val="24"/>
+        </w:rPr>
+      </w:pPr>
+    </w:p>
+    <w:p>
+      <w:pPr>
+        <w:spacing w:after="0" w:line="360" w:lineRule="auto"/>
+        <w:rPr>
+          <w:rFonts w:ascii="Times New Roman" w:hAnsi="Times New Roman" w:cs="Times New Roman"/>
+          <w:sz w:val="24"/>
+          <w:szCs w:val="24"/>
+        </w:rPr>
+      </w:pPr>
+    </w:p>
+    <w:p>
+      <w:pPr>
+        <w:spacing w:line="360" w:lineRule="auto"/>
         <w:rPr>
           <w:rFonts w:ascii="Times New Roman" w:hAnsi="Times New Roman" w:cs="Times New Roman"/>
           <w:b/>
@@ -1806,9 +1803,144 @@
           <w:lang w:val="es-ES"/>
         </w:rPr>
       </w:pPr>
-    </w:p>
-    <w:p>
-      <w:pPr>
+      <w:r>
+        <w:rPr>
+          <w:noProof/>
+        </w:rPr>
+        <w:drawing>
+          <wp:anchor distT="0" distB="0" distL="114300" distR="114300" simplePos="0" relativeHeight="251659264" behindDoc="0" locked="0" layoutInCell="1" allowOverlap="1" wp14:anchorId="6A5BF46C" wp14:editId="0E384AC4">
+            <wp:simplePos x="0" y="0"/>
+            <wp:positionH relativeFrom="margin">
+              <wp:posOffset>38735</wp:posOffset>
+            </wp:positionH>
+            <wp:positionV relativeFrom="margin">
+              <wp:posOffset>5217160</wp:posOffset>
+            </wp:positionV>
+            <wp:extent cx="2379980" cy="2348865"/>
+            <wp:effectExtent l="0" t="0" r="1270" b="0"/>
+            <wp:wrapSquare wrapText="bothSides"/>
+            <wp:docPr id="851302947" name="Imagen 3" descr="Losa de vigueta y bovedilla: Ventajas y deventajas |Panel y Acanalados"/>
+            <wp:cNvGraphicFramePr>
+              <a:graphicFrameLocks xmlns:a="http://schemas.openxmlformats.org/drawingml/2006/main" noChangeAspect="1"/>
+            </wp:cNvGraphicFramePr>
+            <a:graphic xmlns:a="http://schemas.openxmlformats.org/drawingml/2006/main">
+              <a:graphicData uri="http://schemas.openxmlformats.org/drawingml/2006/picture">
+                <pic:pic xmlns:pic="http://schemas.openxmlformats.org/drawingml/2006/picture">
+                  <pic:nvPicPr>
+                    <pic:cNvPr id="0" name="Picture 5" descr="Losa de vigueta y bovedilla: Ventajas y deventajas |Panel y Acanalados"/>
+                    <pic:cNvPicPr>
+                      <a:picLocks noChangeAspect="1" noChangeArrowheads="1"/>
+                    </pic:cNvPicPr>
+                  </pic:nvPicPr>
+                  <pic:blipFill>
+                    <a:blip r:embed="rId7">
+                      <a:extLst>
+                        <a:ext uri="{28A0092B-C50C-407E-A947-70E740481C1C}">
+                          <a14:useLocalDpi xmlns:a14="http://schemas.microsoft.com/office/drawing/2010/main" val="0"/>
+                        </a:ext>
+                      </a:extLst>
+                    </a:blip>
+                    <a:srcRect/>
+                    <a:stretch>
+                      <a:fillRect/>
+                    </a:stretch>
+                  </pic:blipFill>
+                  <pic:spPr bwMode="auto">
+                    <a:xfrm>
+                      <a:off x="0" y="0"/>
+                      <a:ext cx="2379980" cy="2348865"/>
+                    </a:xfrm>
+                    <a:prstGeom prst="rect">
+                      <a:avLst/>
+                    </a:prstGeom>
+                    <a:noFill/>
+                    <a:ln>
+                      <a:noFill/>
+                    </a:ln>
+                  </pic:spPr>
+                </pic:pic>
+              </a:graphicData>
+            </a:graphic>
+            <wp14:sizeRelH relativeFrom="margin">
+              <wp14:pctWidth>0</wp14:pctWidth>
+            </wp14:sizeRelH>
+            <wp14:sizeRelV relativeFrom="margin">
+              <wp14:pctHeight>0</wp14:pctHeight>
+            </wp14:sizeRelV>
+          </wp:anchor>
+        </w:drawing>
+      </w:r>
+      <w:r>
+        <w:rPr>
+          <w:noProof/>
+        </w:rPr>
+        <w:drawing>
+          <wp:anchor distT="0" distB="0" distL="114300" distR="114300" simplePos="0" relativeHeight="251660288" behindDoc="0" locked="0" layoutInCell="1" allowOverlap="1" wp14:anchorId="3C3018E2" wp14:editId="20B5E126">
+            <wp:simplePos x="0" y="0"/>
+            <wp:positionH relativeFrom="margin">
+              <wp:posOffset>2561590</wp:posOffset>
+            </wp:positionH>
+            <wp:positionV relativeFrom="margin">
+              <wp:posOffset>5217160</wp:posOffset>
+            </wp:positionV>
+            <wp:extent cx="2654935" cy="2348865"/>
+            <wp:effectExtent l="0" t="0" r="0" b="0"/>
+            <wp:wrapSquare wrapText="bothSides"/>
+            <wp:docPr id="240663663" name="Imagen 4" descr="Sistemas De Losa Tradicionales O Losa De Vigueta Y Bovedilla? - Grupo Compre"/>
+            <wp:cNvGraphicFramePr>
+              <a:graphicFrameLocks xmlns:a="http://schemas.openxmlformats.org/drawingml/2006/main" noChangeAspect="1"/>
+            </wp:cNvGraphicFramePr>
+            <a:graphic xmlns:a="http://schemas.openxmlformats.org/drawingml/2006/main">
+              <a:graphicData uri="http://schemas.openxmlformats.org/drawingml/2006/picture">
+                <pic:pic xmlns:pic="http://schemas.openxmlformats.org/drawingml/2006/picture">
+                  <pic:nvPicPr>
+                    <pic:cNvPr id="0" name="Picture 7" descr="Sistemas De Losa Tradicionales O Losa De Vigueta Y Bovedilla? - Grupo Compre"/>
+                    <pic:cNvPicPr>
+                      <a:picLocks noChangeAspect="1" noChangeArrowheads="1"/>
+                    </pic:cNvPicPr>
+                  </pic:nvPicPr>
+                  <pic:blipFill>
+                    <a:blip r:embed="rId8">
+                      <a:extLst>
+                        <a:ext uri="{28A0092B-C50C-407E-A947-70E740481C1C}">
+                          <a14:useLocalDpi xmlns:a14="http://schemas.microsoft.com/office/drawing/2010/main" val="0"/>
+                        </a:ext>
+                      </a:extLst>
+                    </a:blip>
+                    <a:srcRect/>
+                    <a:stretch>
+                      <a:fillRect/>
+                    </a:stretch>
+                  </pic:blipFill>
+                  <pic:spPr bwMode="auto">
+                    <a:xfrm>
+                      <a:off x="0" y="0"/>
+                      <a:ext cx="2654935" cy="2348865"/>
+                    </a:xfrm>
+                    <a:prstGeom prst="rect">
+                      <a:avLst/>
+                    </a:prstGeom>
+                    <a:noFill/>
+                    <a:ln>
+                      <a:noFill/>
+                    </a:ln>
+                  </pic:spPr>
+                </pic:pic>
+              </a:graphicData>
+            </a:graphic>
+            <wp14:sizeRelH relativeFrom="margin">
+              <wp14:pctWidth>0</wp14:pctWidth>
+            </wp14:sizeRelH>
+            <wp14:sizeRelV relativeFrom="margin">
+              <wp14:pctHeight>0</wp14:pctHeight>
+            </wp14:sizeRelV>
+          </wp:anchor>
+        </w:drawing>
+      </w:r>
+    </w:p>
+    <w:p>
+      <w:pPr>
+        <w:spacing w:line="360" w:lineRule="auto"/>
         <w:rPr>
           <w:rFonts w:ascii="Times New Roman" w:hAnsi="Times New Roman" w:cs="Times New Roman"/>
           <w:b/>
@@ -1818,7 +1950,10 @@
           <w:lang w:val="es-ES"/>
         </w:rPr>
       </w:pPr>
-      <w:r>
+    </w:p>
+    <w:p>
+      <w:pPr>
+        <w:spacing w:line="360" w:lineRule="auto"/>
         <w:rPr>
           <w:rFonts w:ascii="Times New Roman" w:hAnsi="Times New Roman" w:cs="Times New Roman"/>
           <w:b/>
@@ -1827,11 +1962,113 @@
           <w:szCs w:val="24"/>
           <w:lang w:val="es-ES"/>
         </w:rPr>
+      </w:pPr>
+    </w:p>
+    <w:p>
+      <w:pPr>
+        <w:spacing w:line="360" w:lineRule="auto"/>
+        <w:rPr>
+          <w:rFonts w:ascii="Times New Roman" w:hAnsi="Times New Roman" w:cs="Times New Roman"/>
+          <w:b/>
+          <w:bCs/>
+          <w:sz w:val="24"/>
+          <w:szCs w:val="24"/>
+          <w:lang w:val="es-ES"/>
+        </w:rPr>
+      </w:pPr>
+    </w:p>
+    <w:p>
+      <w:pPr>
+        <w:spacing w:line="360" w:lineRule="auto"/>
+        <w:rPr>
+          <w:rFonts w:ascii="Times New Roman" w:hAnsi="Times New Roman" w:cs="Times New Roman"/>
+          <w:b/>
+          <w:bCs/>
+          <w:sz w:val="24"/>
+          <w:szCs w:val="24"/>
+          <w:lang w:val="es-ES"/>
+        </w:rPr>
+      </w:pPr>
+    </w:p>
+    <w:p>
+      <w:pPr>
+        <w:spacing w:line="360" w:lineRule="auto"/>
+        <w:rPr>
+          <w:rFonts w:ascii="Times New Roman" w:hAnsi="Times New Roman" w:cs="Times New Roman"/>
+          <w:b/>
+          <w:bCs/>
+          <w:sz w:val="24"/>
+          <w:szCs w:val="24"/>
+          <w:lang w:val="es-ES"/>
+        </w:rPr>
+      </w:pPr>
+    </w:p>
+    <w:p>
+      <w:pPr>
+        <w:spacing w:line="360" w:lineRule="auto"/>
+        <w:rPr>
+          <w:rFonts w:ascii="Times New Roman" w:hAnsi="Times New Roman" w:cs="Times New Roman"/>
+          <w:b/>
+          <w:bCs/>
+          <w:sz w:val="24"/>
+          <w:szCs w:val="24"/>
+          <w:lang w:val="es-ES"/>
+        </w:rPr>
+      </w:pPr>
+    </w:p>
+    <w:p>
+      <w:pPr>
+        <w:spacing w:line="360" w:lineRule="auto"/>
+        <w:rPr>
+          <w:rFonts w:ascii="Times New Roman" w:hAnsi="Times New Roman" w:cs="Times New Roman"/>
+          <w:b/>
+          <w:bCs/>
+          <w:sz w:val="24"/>
+          <w:szCs w:val="24"/>
+          <w:lang w:val="es-ES"/>
+        </w:rPr>
+      </w:pPr>
+    </w:p>
+    <w:p>
+      <w:pPr>
+        <w:spacing w:line="360" w:lineRule="auto"/>
+        <w:rPr>
+          <w:rFonts w:ascii="Times New Roman" w:hAnsi="Times New Roman" w:cs="Times New Roman"/>
+          <w:b/>
+          <w:bCs/>
+          <w:sz w:val="24"/>
+          <w:szCs w:val="24"/>
+          <w:lang w:val="es-ES"/>
+        </w:rPr>
+      </w:pPr>
+    </w:p>
+    <w:p>
+      <w:pPr>
+        <w:spacing w:line="360" w:lineRule="auto"/>
+        <w:rPr>
+          <w:rFonts w:ascii="Times New Roman" w:hAnsi="Times New Roman" w:cs="Times New Roman"/>
+          <w:b/>
+          <w:bCs/>
+          <w:sz w:val="24"/>
+          <w:szCs w:val="24"/>
+          <w:lang w:val="es-ES"/>
+        </w:rPr>
+      </w:pPr>
+      <w:r>
+        <w:rPr>
+          <w:rFonts w:ascii="Times New Roman" w:hAnsi="Times New Roman" w:cs="Times New Roman"/>
+          <w:b/>
+          <w:bCs/>
+          <w:sz w:val="24"/>
+          <w:szCs w:val="24"/>
+          <w:lang w:val="es-ES"/>
+        </w:rPr>
         <w:t xml:space="preserve">Losa Nervada </w:t>
       </w:r>
     </w:p>
     <w:p>
       <w:pPr>
+        <w:spacing w:line="360" w:lineRule="auto"/>
         <w:rPr>
           <w:rFonts w:ascii="Times New Roman" w:hAnsi="Times New Roman" w:cs="Times New Roman"/>
           <w:sz w:val="24"/>
@@ -1856,6 +2093,7 @@
           <w:ilvl w:val="0"/>
           <w:numId w:val="24"/>
         </w:numPr>
+        <w:spacing w:line="360" w:lineRule="auto"/>
         <w:rPr>
           <w:rFonts w:ascii="Times New Roman" w:hAnsi="Times New Roman" w:cs="Times New Roman"/>
           <w:b/>
@@ -1905,7 +2143,7 @@
           <w:ilvl w:val="0"/>
           <w:numId w:val="13"/>
         </w:numPr>
-        <w:spacing w:after="0"/>
+        <w:spacing w:after="0" w:line="360" w:lineRule="auto"/>
         <w:rPr>
           <w:rFonts w:ascii="Times New Roman" w:hAnsi="Times New Roman" w:cs="Times New Roman"/>
           <w:sz w:val="24"/>
@@ -1928,7 +2166,7 @@
           <w:ilvl w:val="0"/>
           <w:numId w:val="13"/>
         </w:numPr>
-        <w:spacing w:after="0"/>
+        <w:spacing w:after="0" w:line="360" w:lineRule="auto"/>
         <w:rPr>
           <w:rFonts w:ascii="Times New Roman" w:hAnsi="Times New Roman" w:cs="Times New Roman"/>
           <w:sz w:val="24"/>
@@ -1947,7 +2185,7 @@
     <w:p>
       <w:pPr>
         <w:pStyle w:val="Prrafodelista"/>
-        <w:spacing w:after="0"/>
+        <w:spacing w:after="0" w:line="360" w:lineRule="auto"/>
         <w:ind w:left="1080"/>
         <w:rPr>
           <w:rFonts w:ascii="Times New Roman" w:hAnsi="Times New Roman" w:cs="Times New Roman"/>
@@ -1963,6 +2201,7 @@
           <w:ilvl w:val="0"/>
           <w:numId w:val="24"/>
         </w:numPr>
+        <w:spacing w:line="360" w:lineRule="auto"/>
         <w:rPr>
           <w:rFonts w:ascii="Times New Roman" w:hAnsi="Times New Roman" w:cs="Times New Roman"/>
           <w:b/>
@@ -1991,7 +2230,7 @@
           <w:ilvl w:val="0"/>
           <w:numId w:val="13"/>
         </w:numPr>
-        <w:spacing w:after="0"/>
+        <w:spacing w:after="0" w:line="360" w:lineRule="auto"/>
         <w:rPr>
           <w:rFonts w:ascii="Times New Roman" w:hAnsi="Times New Roman" w:cs="Times New Roman"/>
           <w:sz w:val="24"/>
@@ -2017,7 +2256,7 @@
           <w:ilvl w:val="0"/>
           <w:numId w:val="13"/>
         </w:numPr>
-        <w:spacing w:after="0"/>
+        <w:spacing w:after="0" w:line="360" w:lineRule="auto"/>
       </w:pPr>
       <w:r>
         <w:rPr>
@@ -2034,7 +2273,7 @@
     <w:p>
       <w:pPr>
         <w:pStyle w:val="Prrafodelista"/>
-        <w:spacing w:after="0"/>
+        <w:spacing w:after="0" w:line="360" w:lineRule="auto"/>
         <w:ind w:left="1080"/>
       </w:pPr>
     </w:p>
@@ -2045,6 +2284,7 @@
           <w:ilvl w:val="0"/>
           <w:numId w:val="24"/>
         </w:numPr>
+        <w:spacing w:line="360" w:lineRule="auto"/>
         <w:rPr>
           <w:b/>
           <w:bCs/>
@@ -2076,7 +2316,7 @@
           <w:ilvl w:val="0"/>
           <w:numId w:val="13"/>
         </w:numPr>
-        <w:spacing w:after="0"/>
+        <w:spacing w:after="0" w:line="360" w:lineRule="auto"/>
         <w:rPr>
           <w:rFonts w:ascii="Times New Roman" w:hAnsi="Times New Roman" w:cs="Times New Roman"/>
           <w:sz w:val="24"/>
@@ -2099,7 +2339,7 @@
           <w:ilvl w:val="0"/>
           <w:numId w:val="13"/>
         </w:numPr>
-        <w:spacing w:after="0"/>
+        <w:spacing w:after="0" w:line="360" w:lineRule="auto"/>
         <w:rPr>
           <w:rFonts w:ascii="Times New Roman" w:hAnsi="Times New Roman" w:cs="Times New Roman"/>
           <w:sz w:val="24"/>
@@ -2118,7 +2358,7 @@
     <w:p>
       <w:pPr>
         <w:pStyle w:val="Prrafodelista"/>
-        <w:spacing w:after="0"/>
+        <w:spacing w:after="0" w:line="360" w:lineRule="auto"/>
         <w:ind w:left="1080"/>
         <w:rPr>
           <w:rFonts w:ascii="Times New Roman" w:hAnsi="Times New Roman" w:cs="Times New Roman"/>
@@ -2134,6 +2374,7 @@
           <w:ilvl w:val="0"/>
           <w:numId w:val="24"/>
         </w:numPr>
+        <w:spacing w:line="360" w:lineRule="auto"/>
       </w:pPr>
       <w:r>
         <w:rPr>
@@ -2150,7 +2391,7 @@
           <w:ilvl w:val="0"/>
           <w:numId w:val="13"/>
         </w:numPr>
-        <w:spacing w:after="0"/>
+        <w:spacing w:after="0" w:line="360" w:lineRule="auto"/>
         <w:rPr>
           <w:rFonts w:ascii="Times New Roman" w:hAnsi="Times New Roman" w:cs="Times New Roman"/>
           <w:sz w:val="24"/>
@@ -2173,7 +2414,7 @@
           <w:ilvl w:val="0"/>
           <w:numId w:val="13"/>
         </w:numPr>
-        <w:spacing w:after="0"/>
+        <w:spacing w:after="0" w:line="360" w:lineRule="auto"/>
         <w:rPr>
           <w:rFonts w:ascii="Times New Roman" w:hAnsi="Times New Roman" w:cs="Times New Roman"/>
           <w:sz w:val="24"/>
@@ -2192,7 +2433,7 @@
     <w:p>
       <w:pPr>
         <w:pStyle w:val="Prrafodelista"/>
-        <w:spacing w:after="0"/>
+        <w:spacing w:after="0" w:line="360" w:lineRule="auto"/>
         <w:ind w:left="1080"/>
         <w:rPr>
           <w:rFonts w:ascii="Times New Roman" w:hAnsi="Times New Roman" w:cs="Times New Roman"/>
@@ -2208,6 +2449,7 @@
           <w:ilvl w:val="0"/>
           <w:numId w:val="24"/>
         </w:numPr>
+        <w:spacing w:line="360" w:lineRule="auto"/>
         <w:rPr>
           <w:b/>
           <w:bCs/>
@@ -2228,7 +2470,7 @@
           <w:ilvl w:val="0"/>
           <w:numId w:val="13"/>
         </w:numPr>
-        <w:spacing w:after="0"/>
+        <w:spacing w:after="0" w:line="360" w:lineRule="auto"/>
         <w:rPr>
           <w:rFonts w:ascii="Times New Roman" w:hAnsi="Times New Roman" w:cs="Times New Roman"/>
           <w:sz w:val="24"/>
@@ -2251,7 +2493,7 @@
           <w:ilvl w:val="0"/>
           <w:numId w:val="13"/>
         </w:numPr>
-        <w:spacing w:after="0"/>
+        <w:spacing w:after="0" w:line="360" w:lineRule="auto"/>
         <w:rPr>
           <w:rFonts w:ascii="Times New Roman" w:hAnsi="Times New Roman" w:cs="Times New Roman"/>
           <w:sz w:val="24"/>
@@ -2282,7 +2524,7 @@
           <w:ilvl w:val="0"/>
           <w:numId w:val="13"/>
         </w:numPr>
-        <w:spacing w:after="0"/>
+        <w:spacing w:after="0" w:line="360" w:lineRule="auto"/>
         <w:rPr>
           <w:rFonts w:ascii="Times New Roman" w:hAnsi="Times New Roman" w:cs="Times New Roman"/>
           <w:sz w:val="24"/>
@@ -2301,7 +2543,7 @@
     <w:p>
       <w:pPr>
         <w:pStyle w:val="Prrafodelista"/>
-        <w:spacing w:after="0"/>
+        <w:spacing w:after="0" w:line="360" w:lineRule="auto"/>
         <w:ind w:left="1080"/>
         <w:rPr>
           <w:rFonts w:ascii="Times New Roman" w:hAnsi="Times New Roman" w:cs="Times New Roman"/>
@@ -2317,6 +2559,7 @@
           <w:ilvl w:val="0"/>
           <w:numId w:val="24"/>
         </w:numPr>
+        <w:spacing w:line="360" w:lineRule="auto"/>
         <w:rPr>
           <w:b/>
           <w:bCs/>
@@ -2337,7 +2580,7 @@
           <w:ilvl w:val="0"/>
           <w:numId w:val="13"/>
         </w:numPr>
-        <w:spacing w:after="0"/>
+        <w:spacing w:after="0" w:line="360" w:lineRule="auto"/>
         <w:rPr>
           <w:rFonts w:ascii="Times New Roman" w:hAnsi="Times New Roman" w:cs="Times New Roman"/>
           <w:sz w:val="24"/>
@@ -2360,7 +2603,7 @@
           <w:ilvl w:val="0"/>
           <w:numId w:val="13"/>
         </w:numPr>
-        <w:spacing w:after="0"/>
+        <w:spacing w:after="0" w:line="360" w:lineRule="auto"/>
         <w:rPr>
           <w:rFonts w:ascii="Times New Roman" w:hAnsi="Times New Roman" w:cs="Times New Roman"/>
           <w:sz w:val="24"/>
@@ -2378,16 +2621,505 @@
     </w:p>
     <w:p>
       <w:pPr>
-        <w:spacing w:after="0"/>
-        <w:rPr>
-          <w:rFonts w:ascii="Times New Roman" w:hAnsi="Times New Roman" w:cs="Times New Roman"/>
-          <w:sz w:val="24"/>
-          <w:szCs w:val="24"/>
-        </w:rPr>
-      </w:pPr>
-    </w:p>
-    <w:p>
-      <w:pPr>
+        <w:spacing w:after="0" w:line="360" w:lineRule="auto"/>
+        <w:rPr>
+          <w:rFonts w:ascii="Times New Roman" w:hAnsi="Times New Roman" w:cs="Times New Roman"/>
+          <w:sz w:val="24"/>
+          <w:szCs w:val="24"/>
+        </w:rPr>
+      </w:pPr>
+      <w:r>
+        <w:rPr>
+          <w:noProof/>
+        </w:rPr>
+        <w:lastRenderedPageBreak/>
+        <w:drawing>
+          <wp:anchor distT="0" distB="0" distL="114300" distR="114300" simplePos="0" relativeHeight="251661312" behindDoc="0" locked="0" layoutInCell="1" allowOverlap="1" wp14:anchorId="437F6D58" wp14:editId="1B04A7EE">
+            <wp:simplePos x="0" y="0"/>
+            <wp:positionH relativeFrom="margin">
+              <wp:posOffset>-208762</wp:posOffset>
+            </wp:positionH>
+            <wp:positionV relativeFrom="margin">
+              <wp:align>top</wp:align>
+            </wp:positionV>
+            <wp:extent cx="3262630" cy="2112010"/>
+            <wp:effectExtent l="0" t="0" r="0" b="2540"/>
+            <wp:wrapSquare wrapText="bothSides"/>
+            <wp:docPr id="967406473" name="Imagen 5" descr="Cómo Hacer una Losa Nervada? ¡Guía Actualizada 2024!"/>
+            <wp:cNvGraphicFramePr>
+              <a:graphicFrameLocks xmlns:a="http://schemas.openxmlformats.org/drawingml/2006/main" noChangeAspect="1"/>
+            </wp:cNvGraphicFramePr>
+            <a:graphic xmlns:a="http://schemas.openxmlformats.org/drawingml/2006/main">
+              <a:graphicData uri="http://schemas.openxmlformats.org/drawingml/2006/picture">
+                <pic:pic xmlns:pic="http://schemas.openxmlformats.org/drawingml/2006/picture">
+                  <pic:nvPicPr>
+                    <pic:cNvPr id="0" name="Picture 9" descr="Cómo Hacer una Losa Nervada? ¡Guía Actualizada 2024!"/>
+                    <pic:cNvPicPr>
+                      <a:picLocks noChangeAspect="1" noChangeArrowheads="1"/>
+                    </pic:cNvPicPr>
+                  </pic:nvPicPr>
+                  <pic:blipFill>
+                    <a:blip r:embed="rId9">
+                      <a:extLst>
+                        <a:ext uri="{28A0092B-C50C-407E-A947-70E740481C1C}">
+                          <a14:useLocalDpi xmlns:a14="http://schemas.microsoft.com/office/drawing/2010/main" val="0"/>
+                        </a:ext>
+                      </a:extLst>
+                    </a:blip>
+                    <a:srcRect/>
+                    <a:stretch>
+                      <a:fillRect/>
+                    </a:stretch>
+                  </pic:blipFill>
+                  <pic:spPr bwMode="auto">
+                    <a:xfrm>
+                      <a:off x="0" y="0"/>
+                      <a:ext cx="3271276" cy="2118179"/>
+                    </a:xfrm>
+                    <a:prstGeom prst="rect">
+                      <a:avLst/>
+                    </a:prstGeom>
+                    <a:noFill/>
+                    <a:ln>
+                      <a:noFill/>
+                    </a:ln>
+                  </pic:spPr>
+                </pic:pic>
+              </a:graphicData>
+            </a:graphic>
+            <wp14:sizeRelH relativeFrom="margin">
+              <wp14:pctWidth>0</wp14:pctWidth>
+            </wp14:sizeRelH>
+            <wp14:sizeRelV relativeFrom="margin">
+              <wp14:pctHeight>0</wp14:pctHeight>
+            </wp14:sizeRelV>
+          </wp:anchor>
+        </w:drawing>
+      </w:r>
+    </w:p>
+    <w:p>
+      <w:pPr>
+        <w:spacing w:line="360" w:lineRule="auto"/>
+        <w:rPr>
+          <w:rFonts w:ascii="Times New Roman" w:hAnsi="Times New Roman" w:cs="Times New Roman"/>
+          <w:b/>
+          <w:bCs/>
+          <w:sz w:val="24"/>
+          <w:szCs w:val="24"/>
+          <w:lang w:val="es-ES"/>
+        </w:rPr>
+      </w:pPr>
+    </w:p>
+    <w:p>
+      <w:pPr>
+        <w:spacing w:line="360" w:lineRule="auto"/>
+        <w:rPr>
+          <w:rFonts w:ascii="Times New Roman" w:hAnsi="Times New Roman" w:cs="Times New Roman"/>
+          <w:b/>
+          <w:bCs/>
+          <w:sz w:val="24"/>
+          <w:szCs w:val="24"/>
+          <w:lang w:val="es-ES"/>
+        </w:rPr>
+      </w:pPr>
+    </w:p>
+    <w:p>
+      <w:pPr>
+        <w:spacing w:line="360" w:lineRule="auto"/>
+        <w:rPr>
+          <w:rFonts w:ascii="Times New Roman" w:hAnsi="Times New Roman" w:cs="Times New Roman"/>
+          <w:b/>
+          <w:bCs/>
+          <w:sz w:val="24"/>
+          <w:szCs w:val="24"/>
+          <w:lang w:val="es-ES"/>
+        </w:rPr>
+      </w:pPr>
+    </w:p>
+    <w:p>
+      <w:pPr>
+        <w:spacing w:line="360" w:lineRule="auto"/>
+        <w:rPr>
+          <w:rFonts w:ascii="Times New Roman" w:hAnsi="Times New Roman" w:cs="Times New Roman"/>
+          <w:b/>
+          <w:bCs/>
+          <w:sz w:val="24"/>
+          <w:szCs w:val="24"/>
+          <w:lang w:val="es-ES"/>
+        </w:rPr>
+      </w:pPr>
+    </w:p>
+    <w:p>
+      <w:pPr>
+        <w:spacing w:line="360" w:lineRule="auto"/>
+        <w:rPr>
+          <w:rFonts w:ascii="Times New Roman" w:hAnsi="Times New Roman" w:cs="Times New Roman"/>
+          <w:b/>
+          <w:bCs/>
+          <w:sz w:val="24"/>
+          <w:szCs w:val="24"/>
+          <w:lang w:val="es-ES"/>
+        </w:rPr>
+      </w:pPr>
+    </w:p>
+    <w:p>
+      <w:pPr>
+        <w:spacing w:line="360" w:lineRule="auto"/>
+        <w:rPr>
+          <w:rFonts w:ascii="Times New Roman" w:hAnsi="Times New Roman" w:cs="Times New Roman"/>
+          <w:b/>
+          <w:bCs/>
+          <w:sz w:val="24"/>
+          <w:szCs w:val="24"/>
+          <w:lang w:val="es-ES"/>
+        </w:rPr>
+      </w:pPr>
+    </w:p>
+    <w:p>
+      <w:pPr>
+        <w:spacing w:line="360" w:lineRule="auto"/>
+        <w:rPr>
+          <w:rFonts w:ascii="Times New Roman" w:hAnsi="Times New Roman" w:cs="Times New Roman"/>
+          <w:b/>
+          <w:bCs/>
+          <w:sz w:val="24"/>
+          <w:szCs w:val="24"/>
+          <w:lang w:val="es-ES"/>
+        </w:rPr>
+      </w:pPr>
+      <w:r>
+        <w:rPr>
+          <w:noProof/>
+        </w:rPr>
+        <w:drawing>
+          <wp:anchor distT="0" distB="0" distL="114300" distR="114300" simplePos="0" relativeHeight="251662336" behindDoc="0" locked="0" layoutInCell="1" allowOverlap="1" wp14:anchorId="5D093033" wp14:editId="6176C0B2">
+            <wp:simplePos x="0" y="0"/>
+            <wp:positionH relativeFrom="margin">
+              <wp:posOffset>2119696</wp:posOffset>
+            </wp:positionH>
+            <wp:positionV relativeFrom="margin">
+              <wp:posOffset>2457997</wp:posOffset>
+            </wp:positionV>
+            <wp:extent cx="3333115" cy="2030730"/>
+            <wp:effectExtent l="0" t="0" r="635" b="7620"/>
+            <wp:wrapSquare wrapText="bothSides"/>
+            <wp:docPr id="174728188" name="Imagen 8" descr="Peso propio de losas nervadas o alivianadas"/>
+            <wp:cNvGraphicFramePr>
+              <a:graphicFrameLocks xmlns:a="http://schemas.openxmlformats.org/drawingml/2006/main" noChangeAspect="1"/>
+            </wp:cNvGraphicFramePr>
+            <a:graphic xmlns:a="http://schemas.openxmlformats.org/drawingml/2006/main">
+              <a:graphicData uri="http://schemas.openxmlformats.org/drawingml/2006/picture">
+                <pic:pic xmlns:pic="http://schemas.openxmlformats.org/drawingml/2006/picture">
+                  <pic:nvPicPr>
+                    <pic:cNvPr id="0" name="Picture 18" descr="Peso propio de losas nervadas o alivianadas"/>
+                    <pic:cNvPicPr>
+                      <a:picLocks noChangeAspect="1" noChangeArrowheads="1"/>
+                    </pic:cNvPicPr>
+                  </pic:nvPicPr>
+                  <pic:blipFill>
+                    <a:blip r:embed="rId10">
+                      <a:extLst>
+                        <a:ext uri="{28A0092B-C50C-407E-A947-70E740481C1C}">
+                          <a14:useLocalDpi xmlns:a14="http://schemas.microsoft.com/office/drawing/2010/main" val="0"/>
+                        </a:ext>
+                      </a:extLst>
+                    </a:blip>
+                    <a:srcRect/>
+                    <a:stretch>
+                      <a:fillRect/>
+                    </a:stretch>
+                  </pic:blipFill>
+                  <pic:spPr bwMode="auto">
+                    <a:xfrm>
+                      <a:off x="0" y="0"/>
+                      <a:ext cx="3333115" cy="2030730"/>
+                    </a:xfrm>
+                    <a:prstGeom prst="rect">
+                      <a:avLst/>
+                    </a:prstGeom>
+                    <a:noFill/>
+                    <a:ln>
+                      <a:noFill/>
+                    </a:ln>
+                  </pic:spPr>
+                </pic:pic>
+              </a:graphicData>
+            </a:graphic>
+            <wp14:sizeRelH relativeFrom="margin">
+              <wp14:pctWidth>0</wp14:pctWidth>
+            </wp14:sizeRelH>
+            <wp14:sizeRelV relativeFrom="margin">
+              <wp14:pctHeight>0</wp14:pctHeight>
+            </wp14:sizeRelV>
+          </wp:anchor>
+        </w:drawing>
+      </w:r>
+    </w:p>
+    <w:p>
+      <w:pPr>
+        <w:spacing w:line="360" w:lineRule="auto"/>
+        <w:rPr>
+          <w:rFonts w:ascii="Times New Roman" w:hAnsi="Times New Roman" w:cs="Times New Roman"/>
+          <w:b/>
+          <w:bCs/>
+          <w:sz w:val="24"/>
+          <w:szCs w:val="24"/>
+          <w:lang w:val="es-ES"/>
+        </w:rPr>
+      </w:pPr>
+    </w:p>
+    <w:p>
+      <w:pPr>
+        <w:spacing w:line="360" w:lineRule="auto"/>
+        <w:rPr>
+          <w:rFonts w:ascii="Times New Roman" w:hAnsi="Times New Roman" w:cs="Times New Roman"/>
+          <w:b/>
+          <w:bCs/>
+          <w:sz w:val="24"/>
+          <w:szCs w:val="24"/>
+          <w:lang w:val="es-ES"/>
+        </w:rPr>
+      </w:pPr>
+    </w:p>
+    <w:p>
+      <w:pPr>
+        <w:spacing w:line="360" w:lineRule="auto"/>
+        <w:rPr>
+          <w:rFonts w:ascii="Times New Roman" w:hAnsi="Times New Roman" w:cs="Times New Roman"/>
+          <w:b/>
+          <w:bCs/>
+          <w:sz w:val="24"/>
+          <w:szCs w:val="24"/>
+          <w:lang w:val="es-ES"/>
+        </w:rPr>
+      </w:pPr>
+    </w:p>
+    <w:p>
+      <w:pPr>
+        <w:spacing w:line="360" w:lineRule="auto"/>
+        <w:rPr>
+          <w:rFonts w:ascii="Times New Roman" w:hAnsi="Times New Roman" w:cs="Times New Roman"/>
+          <w:b/>
+          <w:bCs/>
+          <w:sz w:val="24"/>
+          <w:szCs w:val="24"/>
+          <w:lang w:val="es-ES"/>
+        </w:rPr>
+      </w:pPr>
+    </w:p>
+    <w:p>
+      <w:pPr>
+        <w:spacing w:line="360" w:lineRule="auto"/>
+        <w:rPr>
+          <w:rFonts w:ascii="Times New Roman" w:hAnsi="Times New Roman" w:cs="Times New Roman"/>
+          <w:b/>
+          <w:bCs/>
+          <w:sz w:val="24"/>
+          <w:szCs w:val="24"/>
+          <w:lang w:val="es-ES"/>
+        </w:rPr>
+      </w:pPr>
+    </w:p>
+    <w:p>
+      <w:pPr>
+        <w:spacing w:line="360" w:lineRule="auto"/>
+        <w:rPr>
+          <w:rFonts w:ascii="Times New Roman" w:hAnsi="Times New Roman" w:cs="Times New Roman"/>
+          <w:b/>
+          <w:bCs/>
+          <w:sz w:val="24"/>
+          <w:szCs w:val="24"/>
+          <w:lang w:val="es-ES"/>
+        </w:rPr>
+      </w:pPr>
+      <w:r>
+        <w:rPr>
+          <w:noProof/>
+        </w:rPr>
+        <w:drawing>
+          <wp:anchor distT="0" distB="0" distL="114300" distR="114300" simplePos="0" relativeHeight="251663360" behindDoc="0" locked="0" layoutInCell="1" allowOverlap="1" wp14:anchorId="1ABA1D01" wp14:editId="595F6633">
+            <wp:simplePos x="0" y="0"/>
+            <wp:positionH relativeFrom="margin">
+              <wp:posOffset>-292078</wp:posOffset>
+            </wp:positionH>
+            <wp:positionV relativeFrom="margin">
+              <wp:posOffset>4807147</wp:posOffset>
+            </wp:positionV>
+            <wp:extent cx="3465830" cy="3121025"/>
+            <wp:effectExtent l="0" t="0" r="1270" b="3175"/>
+            <wp:wrapSquare wrapText="bothSides"/>
+            <wp:docPr id="1234447959" name="Imagen 9" descr="Cómo Hacer una Losa Nervada? ¡Guía Actualizada 2024!"/>
+            <wp:cNvGraphicFramePr>
+              <a:graphicFrameLocks xmlns:a="http://schemas.openxmlformats.org/drawingml/2006/main" noChangeAspect="1"/>
+            </wp:cNvGraphicFramePr>
+            <a:graphic xmlns:a="http://schemas.openxmlformats.org/drawingml/2006/main">
+              <a:graphicData uri="http://schemas.openxmlformats.org/drawingml/2006/picture">
+                <pic:pic xmlns:pic="http://schemas.openxmlformats.org/drawingml/2006/picture">
+                  <pic:nvPicPr>
+                    <pic:cNvPr id="0" name="Picture 20" descr="Cómo Hacer una Losa Nervada? ¡Guía Actualizada 2024!"/>
+                    <pic:cNvPicPr>
+                      <a:picLocks noChangeAspect="1" noChangeArrowheads="1"/>
+                    </pic:cNvPicPr>
+                  </pic:nvPicPr>
+                  <pic:blipFill>
+                    <a:blip r:embed="rId11" cstate="print">
+                      <a:extLst>
+                        <a:ext uri="{28A0092B-C50C-407E-A947-70E740481C1C}">
+                          <a14:useLocalDpi xmlns:a14="http://schemas.microsoft.com/office/drawing/2010/main" val="0"/>
+                        </a:ext>
+                      </a:extLst>
+                    </a:blip>
+                    <a:srcRect/>
+                    <a:stretch>
+                      <a:fillRect/>
+                    </a:stretch>
+                  </pic:blipFill>
+                  <pic:spPr bwMode="auto">
+                    <a:xfrm>
+                      <a:off x="0" y="0"/>
+                      <a:ext cx="3465830" cy="3121025"/>
+                    </a:xfrm>
+                    <a:prstGeom prst="rect">
+                      <a:avLst/>
+                    </a:prstGeom>
+                    <a:noFill/>
+                    <a:ln>
+                      <a:noFill/>
+                    </a:ln>
+                  </pic:spPr>
+                </pic:pic>
+              </a:graphicData>
+            </a:graphic>
+            <wp14:sizeRelH relativeFrom="margin">
+              <wp14:pctWidth>0</wp14:pctWidth>
+            </wp14:sizeRelH>
+            <wp14:sizeRelV relativeFrom="margin">
+              <wp14:pctHeight>0</wp14:pctHeight>
+            </wp14:sizeRelV>
+          </wp:anchor>
+        </w:drawing>
+      </w:r>
+    </w:p>
+    <w:p>
+      <w:pPr>
+        <w:spacing w:line="360" w:lineRule="auto"/>
+        <w:rPr>
+          <w:rFonts w:ascii="Times New Roman" w:hAnsi="Times New Roman" w:cs="Times New Roman"/>
+          <w:b/>
+          <w:bCs/>
+          <w:sz w:val="24"/>
+          <w:szCs w:val="24"/>
+          <w:lang w:val="es-ES"/>
+        </w:rPr>
+      </w:pPr>
+    </w:p>
+    <w:p>
+      <w:pPr>
+        <w:spacing w:line="360" w:lineRule="auto"/>
+        <w:rPr>
+          <w:rFonts w:ascii="Times New Roman" w:hAnsi="Times New Roman" w:cs="Times New Roman"/>
+          <w:b/>
+          <w:bCs/>
+          <w:sz w:val="24"/>
+          <w:szCs w:val="24"/>
+          <w:lang w:val="es-ES"/>
+        </w:rPr>
+      </w:pPr>
+    </w:p>
+    <w:p>
+      <w:pPr>
+        <w:spacing w:line="360" w:lineRule="auto"/>
+        <w:rPr>
+          <w:rFonts w:ascii="Times New Roman" w:hAnsi="Times New Roman" w:cs="Times New Roman"/>
+          <w:b/>
+          <w:bCs/>
+          <w:sz w:val="24"/>
+          <w:szCs w:val="24"/>
+          <w:lang w:val="es-ES"/>
+        </w:rPr>
+      </w:pPr>
+    </w:p>
+    <w:p>
+      <w:pPr>
+        <w:spacing w:line="360" w:lineRule="auto"/>
+        <w:rPr>
+          <w:rFonts w:ascii="Times New Roman" w:hAnsi="Times New Roman" w:cs="Times New Roman"/>
+          <w:b/>
+          <w:bCs/>
+          <w:sz w:val="24"/>
+          <w:szCs w:val="24"/>
+          <w:lang w:val="es-ES"/>
+        </w:rPr>
+      </w:pPr>
+    </w:p>
+    <w:p>
+      <w:pPr>
+        <w:spacing w:line="360" w:lineRule="auto"/>
+        <w:rPr>
+          <w:rFonts w:ascii="Times New Roman" w:hAnsi="Times New Roman" w:cs="Times New Roman"/>
+          <w:b/>
+          <w:bCs/>
+          <w:sz w:val="24"/>
+          <w:szCs w:val="24"/>
+          <w:lang w:val="es-ES"/>
+        </w:rPr>
+      </w:pPr>
+    </w:p>
+    <w:p>
+      <w:pPr>
+        <w:spacing w:line="360" w:lineRule="auto"/>
+        <w:rPr>
+          <w:rFonts w:ascii="Times New Roman" w:hAnsi="Times New Roman" w:cs="Times New Roman"/>
+          <w:b/>
+          <w:bCs/>
+          <w:sz w:val="24"/>
+          <w:szCs w:val="24"/>
+          <w:lang w:val="es-ES"/>
+        </w:rPr>
+      </w:pPr>
+    </w:p>
+    <w:p>
+      <w:pPr>
+        <w:spacing w:line="360" w:lineRule="auto"/>
+        <w:rPr>
+          <w:rFonts w:ascii="Times New Roman" w:hAnsi="Times New Roman" w:cs="Times New Roman"/>
+          <w:b/>
+          <w:bCs/>
+          <w:sz w:val="24"/>
+          <w:szCs w:val="24"/>
+          <w:lang w:val="es-ES"/>
+        </w:rPr>
+      </w:pPr>
+    </w:p>
+    <w:p>
+      <w:pPr>
+        <w:spacing w:line="360" w:lineRule="auto"/>
+        <w:rPr>
+          <w:rFonts w:ascii="Times New Roman" w:hAnsi="Times New Roman" w:cs="Times New Roman"/>
+          <w:b/>
+          <w:bCs/>
+          <w:sz w:val="24"/>
+          <w:szCs w:val="24"/>
+          <w:lang w:val="es-ES"/>
+        </w:rPr>
+      </w:pPr>
+    </w:p>
+    <w:p>
+      <w:pPr>
+        <w:spacing w:line="360" w:lineRule="auto"/>
+        <w:rPr>
+          <w:rFonts w:ascii="Times New Roman" w:hAnsi="Times New Roman" w:cs="Times New Roman"/>
+          <w:b/>
+          <w:bCs/>
+          <w:sz w:val="24"/>
+          <w:szCs w:val="24"/>
+          <w:lang w:val="es-ES"/>
+        </w:rPr>
+      </w:pPr>
+    </w:p>
+    <w:p>
+      <w:pPr>
+        <w:spacing w:line="360" w:lineRule="auto"/>
         <w:rPr>
           <w:rFonts w:ascii="Times New Roman" w:hAnsi="Times New Roman" w:cs="Times New Roman"/>
           <w:sz w:val="24"/>
@@ -2404,12 +3136,14 @@
           <w:szCs w:val="24"/>
           <w:lang w:val="es-ES"/>
         </w:rPr>
+        <w:lastRenderedPageBreak/>
         <w:t>Losacero</w:t>
       </w:r>
       <w:proofErr w:type="spellEnd"/>
     </w:p>
     <w:p>
       <w:pPr>
+        <w:spacing w:line="360" w:lineRule="auto"/>
         <w:rPr>
           <w:rFonts w:ascii="Times New Roman" w:hAnsi="Times New Roman" w:cs="Times New Roman"/>
           <w:sz w:val="24"/>
@@ -2449,6 +3183,7 @@
           <w:ilvl w:val="0"/>
           <w:numId w:val="25"/>
         </w:numPr>
+        <w:spacing w:line="360" w:lineRule="auto"/>
         <w:rPr>
           <w:rFonts w:ascii="Times New Roman" w:hAnsi="Times New Roman" w:cs="Times New Roman"/>
           <w:b/>
@@ -2477,7 +3212,7 @@
           <w:ilvl w:val="0"/>
           <w:numId w:val="13"/>
         </w:numPr>
-        <w:spacing w:after="0"/>
+        <w:spacing w:after="0" w:line="360" w:lineRule="auto"/>
         <w:rPr>
           <w:rFonts w:ascii="Times New Roman" w:hAnsi="Times New Roman" w:cs="Times New Roman"/>
           <w:sz w:val="24"/>
@@ -2500,25 +3235,25 @@
           <w:ilvl w:val="0"/>
           <w:numId w:val="13"/>
         </w:numPr>
-        <w:spacing w:after="0"/>
-        <w:rPr>
-          <w:rFonts w:ascii="Times New Roman" w:hAnsi="Times New Roman" w:cs="Times New Roman"/>
-          <w:sz w:val="24"/>
-          <w:szCs w:val="24"/>
-        </w:rPr>
-      </w:pPr>
-      <w:r>
-        <w:rPr>
-          <w:rFonts w:ascii="Times New Roman" w:hAnsi="Times New Roman" w:cs="Times New Roman"/>
-          <w:sz w:val="24"/>
-          <w:szCs w:val="24"/>
-        </w:rPr>
-        <w:lastRenderedPageBreak/>
+        <w:spacing w:after="0" w:line="360" w:lineRule="auto"/>
+        <w:rPr>
+          <w:rFonts w:ascii="Times New Roman" w:hAnsi="Times New Roman" w:cs="Times New Roman"/>
+          <w:sz w:val="24"/>
+          <w:szCs w:val="24"/>
+        </w:rPr>
+      </w:pPr>
+      <w:r>
+        <w:rPr>
+          <w:rFonts w:ascii="Times New Roman" w:hAnsi="Times New Roman" w:cs="Times New Roman"/>
+          <w:sz w:val="24"/>
+          <w:szCs w:val="24"/>
+        </w:rPr>
         <w:t>Puede incluir fijación mecánica o soldadura ligera.</w:t>
       </w:r>
     </w:p>
     <w:p>
       <w:pPr>
+        <w:spacing w:line="360" w:lineRule="auto"/>
         <w:rPr>
           <w:rFonts w:ascii="Times New Roman" w:hAnsi="Times New Roman" w:cs="Times New Roman"/>
           <w:b/>
@@ -2536,6 +3271,7 @@
           <w:ilvl w:val="0"/>
           <w:numId w:val="25"/>
         </w:numPr>
+        <w:spacing w:line="360" w:lineRule="auto"/>
         <w:rPr>
           <w:rFonts w:ascii="Times New Roman" w:hAnsi="Times New Roman" w:cs="Times New Roman"/>
           <w:b/>
@@ -2583,7 +3319,7 @@
           <w:ilvl w:val="0"/>
           <w:numId w:val="13"/>
         </w:numPr>
-        <w:spacing w:after="0"/>
+        <w:spacing w:after="0" w:line="360" w:lineRule="auto"/>
         <w:rPr>
           <w:rFonts w:ascii="Times New Roman" w:hAnsi="Times New Roman" w:cs="Times New Roman"/>
           <w:sz w:val="24"/>
@@ -2606,7 +3342,7 @@
           <w:ilvl w:val="0"/>
           <w:numId w:val="13"/>
         </w:numPr>
-        <w:spacing w:after="0"/>
+        <w:spacing w:after="0" w:line="360" w:lineRule="auto"/>
         <w:rPr>
           <w:rFonts w:ascii="Times New Roman" w:hAnsi="Times New Roman" w:cs="Times New Roman"/>
           <w:sz w:val="24"/>
@@ -2625,7 +3361,7 @@
     <w:p>
       <w:pPr>
         <w:pStyle w:val="Prrafodelista"/>
-        <w:spacing w:after="0"/>
+        <w:spacing w:after="0" w:line="360" w:lineRule="auto"/>
         <w:ind w:left="1080"/>
         <w:rPr>
           <w:rFonts w:ascii="Times New Roman" w:hAnsi="Times New Roman" w:cs="Times New Roman"/>
@@ -2641,6 +3377,7 @@
           <w:ilvl w:val="0"/>
           <w:numId w:val="25"/>
         </w:numPr>
+        <w:spacing w:line="360" w:lineRule="auto"/>
         <w:rPr>
           <w:rFonts w:ascii="Times New Roman" w:hAnsi="Times New Roman" w:cs="Times New Roman"/>
           <w:b/>
@@ -2688,7 +3425,7 @@
           <w:ilvl w:val="0"/>
           <w:numId w:val="13"/>
         </w:numPr>
-        <w:spacing w:after="0"/>
+        <w:spacing w:after="0" w:line="360" w:lineRule="auto"/>
         <w:rPr>
           <w:rFonts w:ascii="Times New Roman" w:hAnsi="Times New Roman" w:cs="Times New Roman"/>
           <w:sz w:val="24"/>
@@ -2711,7 +3448,7 @@
           <w:ilvl w:val="0"/>
           <w:numId w:val="13"/>
         </w:numPr>
-        <w:spacing w:after="0"/>
+        <w:spacing w:after="0" w:line="360" w:lineRule="auto"/>
         <w:rPr>
           <w:rFonts w:ascii="Times New Roman" w:hAnsi="Times New Roman" w:cs="Times New Roman"/>
           <w:sz w:val="24"/>
@@ -2729,7 +3466,7 @@
     </w:p>
     <w:p>
       <w:pPr>
-        <w:spacing w:after="0"/>
+        <w:spacing w:after="0" w:line="360" w:lineRule="auto"/>
         <w:rPr>
           <w:rFonts w:ascii="Times New Roman" w:hAnsi="Times New Roman" w:cs="Times New Roman"/>
           <w:sz w:val="24"/>
@@ -2744,6 +3481,7 @@
           <w:ilvl w:val="0"/>
           <w:numId w:val="25"/>
         </w:numPr>
+        <w:spacing w:line="360" w:lineRule="auto"/>
         <w:rPr>
           <w:rFonts w:ascii="Times New Roman" w:hAnsi="Times New Roman" w:cs="Times New Roman"/>
           <w:b/>
@@ -2770,7 +3508,7 @@
           <w:ilvl w:val="0"/>
           <w:numId w:val="13"/>
         </w:numPr>
-        <w:spacing w:after="0"/>
+        <w:spacing w:after="0" w:line="360" w:lineRule="auto"/>
         <w:rPr>
           <w:rFonts w:ascii="Times New Roman" w:hAnsi="Times New Roman" w:cs="Times New Roman"/>
           <w:sz w:val="24"/>
@@ -2789,7 +3527,7 @@
     <w:p>
       <w:pPr>
         <w:pStyle w:val="Prrafodelista"/>
-        <w:spacing w:after="0"/>
+        <w:spacing w:after="0" w:line="360" w:lineRule="auto"/>
         <w:ind w:left="1080"/>
         <w:rPr>
           <w:rFonts w:ascii="Times New Roman" w:hAnsi="Times New Roman" w:cs="Times New Roman"/>
@@ -2805,6 +3543,7 @@
           <w:ilvl w:val="0"/>
           <w:numId w:val="25"/>
         </w:numPr>
+        <w:spacing w:line="360" w:lineRule="auto"/>
         <w:rPr>
           <w:rFonts w:ascii="Times New Roman" w:hAnsi="Times New Roman" w:cs="Times New Roman"/>
           <w:b/>
@@ -2833,7 +3572,7 @@
         <w:tabs>
           <w:tab w:val="num" w:pos="720"/>
         </w:tabs>
-        <w:spacing w:after="0"/>
+        <w:spacing w:after="0" w:line="360" w:lineRule="auto"/>
         <w:rPr>
           <w:rFonts w:ascii="Times New Roman" w:hAnsi="Times New Roman" w:cs="Times New Roman"/>
           <w:sz w:val="24"/>
@@ -2858,7 +3597,7 @@
         <w:tabs>
           <w:tab w:val="num" w:pos="720"/>
         </w:tabs>
-        <w:spacing w:after="0"/>
+        <w:spacing w:after="0" w:line="360" w:lineRule="auto"/>
         <w:rPr>
           <w:rFonts w:ascii="Times New Roman" w:hAnsi="Times New Roman" w:cs="Times New Roman"/>
           <w:sz w:val="24"/>
@@ -2880,7 +3619,7 @@
           <w:ilvl w:val="0"/>
           <w:numId w:val="29"/>
         </w:numPr>
-        <w:spacing w:after="0"/>
+        <w:spacing w:after="0" w:line="360" w:lineRule="auto"/>
         <w:rPr>
           <w:rFonts w:ascii="Times New Roman" w:hAnsi="Times New Roman" w:cs="Times New Roman"/>
           <w:sz w:val="24"/>
@@ -2898,7 +3637,7 @@
     </w:p>
     <w:p>
       <w:pPr>
-        <w:spacing w:after="0"/>
+        <w:spacing w:after="0" w:line="360" w:lineRule="auto"/>
         <w:ind w:left="720"/>
         <w:rPr>
           <w:rFonts w:ascii="Times New Roman" w:hAnsi="Times New Roman" w:cs="Times New Roman"/>
@@ -2914,6 +3653,7 @@
           <w:ilvl w:val="0"/>
           <w:numId w:val="25"/>
         </w:numPr>
+        <w:spacing w:line="360" w:lineRule="auto"/>
         <w:rPr>
           <w:rFonts w:ascii="Times New Roman" w:hAnsi="Times New Roman" w:cs="Times New Roman"/>
           <w:b/>
@@ -2939,7 +3679,7 @@
           <w:ilvl w:val="0"/>
           <w:numId w:val="31"/>
         </w:numPr>
-        <w:spacing w:after="0"/>
+        <w:spacing w:after="0" w:line="360" w:lineRule="auto"/>
         <w:rPr>
           <w:rFonts w:ascii="Times New Roman" w:hAnsi="Times New Roman" w:cs="Times New Roman"/>
           <w:sz w:val="24"/>
@@ -2961,7 +3701,7 @@
           <w:ilvl w:val="0"/>
           <w:numId w:val="31"/>
         </w:numPr>
-        <w:spacing w:after="0"/>
+        <w:spacing w:after="0" w:line="360" w:lineRule="auto"/>
         <w:rPr>
           <w:rFonts w:ascii="Times New Roman" w:hAnsi="Times New Roman" w:cs="Times New Roman"/>
           <w:sz w:val="24"/>
@@ -2979,26 +3719,342 @@
     </w:p>
     <w:p>
       <w:pPr>
-        <w:spacing w:after="0"/>
-        <w:rPr>
-          <w:rFonts w:ascii="Times New Roman" w:hAnsi="Times New Roman" w:cs="Times New Roman"/>
-          <w:sz w:val="24"/>
-          <w:szCs w:val="24"/>
-        </w:rPr>
-      </w:pPr>
-    </w:p>
-    <w:p>
-      <w:pPr>
-        <w:spacing w:after="0"/>
-        <w:rPr>
-          <w:rFonts w:ascii="Times New Roman" w:hAnsi="Times New Roman" w:cs="Times New Roman"/>
-          <w:sz w:val="24"/>
-          <w:szCs w:val="24"/>
-        </w:rPr>
-      </w:pPr>
-    </w:p>
-    <w:p>
-      <w:pPr>
+        <w:spacing w:after="0" w:line="360" w:lineRule="auto"/>
+        <w:rPr>
+          <w:rFonts w:ascii="Times New Roman" w:hAnsi="Times New Roman" w:cs="Times New Roman"/>
+          <w:sz w:val="24"/>
+          <w:szCs w:val="24"/>
+        </w:rPr>
+      </w:pPr>
+    </w:p>
+    <w:p>
+      <w:pPr>
+        <w:spacing w:after="0" w:line="360" w:lineRule="auto"/>
+        <w:rPr>
+          <w:rFonts w:ascii="Times New Roman" w:hAnsi="Times New Roman" w:cs="Times New Roman"/>
+          <w:sz w:val="24"/>
+          <w:szCs w:val="24"/>
+        </w:rPr>
+      </w:pPr>
+    </w:p>
+    <w:p>
+      <w:pPr>
+        <w:spacing w:after="0" w:line="360" w:lineRule="auto"/>
+        <w:rPr>
+          <w:rFonts w:ascii="Times New Roman" w:hAnsi="Times New Roman" w:cs="Times New Roman"/>
+          <w:sz w:val="24"/>
+          <w:szCs w:val="24"/>
+        </w:rPr>
+      </w:pPr>
+    </w:p>
+    <w:p>
+      <w:pPr>
+        <w:spacing w:after="0" w:line="360" w:lineRule="auto"/>
+        <w:rPr>
+          <w:rFonts w:ascii="Times New Roman" w:hAnsi="Times New Roman" w:cs="Times New Roman"/>
+          <w:sz w:val="24"/>
+          <w:szCs w:val="24"/>
+        </w:rPr>
+      </w:pPr>
+      <w:r>
+        <w:rPr>
+          <w:noProof/>
+        </w:rPr>
+        <w:lastRenderedPageBreak/>
+        <w:drawing>
+          <wp:anchor distT="0" distB="0" distL="114300" distR="114300" simplePos="0" relativeHeight="251664384" behindDoc="0" locked="0" layoutInCell="1" allowOverlap="1" wp14:anchorId="7F3A611F" wp14:editId="52852814">
+            <wp:simplePos x="0" y="0"/>
+            <wp:positionH relativeFrom="margin">
+              <wp:posOffset>-635</wp:posOffset>
+            </wp:positionH>
+            <wp:positionV relativeFrom="margin">
+              <wp:posOffset>268605</wp:posOffset>
+            </wp:positionV>
+            <wp:extent cx="3640455" cy="2400300"/>
+            <wp:effectExtent l="0" t="0" r="0" b="0"/>
+            <wp:wrapSquare wrapText="bothSides"/>
+            <wp:docPr id="323350367" name="Imagen 10" descr="Losacero: sistema constructivo l PSI Concreto"/>
+            <wp:cNvGraphicFramePr>
+              <a:graphicFrameLocks xmlns:a="http://schemas.openxmlformats.org/drawingml/2006/main" noChangeAspect="1"/>
+            </wp:cNvGraphicFramePr>
+            <a:graphic xmlns:a="http://schemas.openxmlformats.org/drawingml/2006/main">
+              <a:graphicData uri="http://schemas.openxmlformats.org/drawingml/2006/picture">
+                <pic:pic xmlns:pic="http://schemas.openxmlformats.org/drawingml/2006/picture">
+                  <pic:nvPicPr>
+                    <pic:cNvPr id="0" name="Picture 22" descr="Losacero: sistema constructivo l PSI Concreto"/>
+                    <pic:cNvPicPr>
+                      <a:picLocks noChangeAspect="1" noChangeArrowheads="1"/>
+                    </pic:cNvPicPr>
+                  </pic:nvPicPr>
+                  <pic:blipFill>
+                    <a:blip r:embed="rId12">
+                      <a:extLst>
+                        <a:ext uri="{28A0092B-C50C-407E-A947-70E740481C1C}">
+                          <a14:useLocalDpi xmlns:a14="http://schemas.microsoft.com/office/drawing/2010/main" val="0"/>
+                        </a:ext>
+                      </a:extLst>
+                    </a:blip>
+                    <a:srcRect/>
+                    <a:stretch>
+                      <a:fillRect/>
+                    </a:stretch>
+                  </pic:blipFill>
+                  <pic:spPr bwMode="auto">
+                    <a:xfrm>
+                      <a:off x="0" y="0"/>
+                      <a:ext cx="3640455" cy="2400300"/>
+                    </a:xfrm>
+                    <a:prstGeom prst="rect">
+                      <a:avLst/>
+                    </a:prstGeom>
+                    <a:noFill/>
+                    <a:ln>
+                      <a:noFill/>
+                    </a:ln>
+                  </pic:spPr>
+                </pic:pic>
+              </a:graphicData>
+            </a:graphic>
+            <wp14:sizeRelH relativeFrom="margin">
+              <wp14:pctWidth>0</wp14:pctWidth>
+            </wp14:sizeRelH>
+            <wp14:sizeRelV relativeFrom="margin">
+              <wp14:pctHeight>0</wp14:pctHeight>
+            </wp14:sizeRelV>
+          </wp:anchor>
+        </w:drawing>
+      </w:r>
+    </w:p>
+    <w:p>
+      <w:pPr>
+        <w:spacing w:after="0" w:line="360" w:lineRule="auto"/>
+        <w:rPr>
+          <w:rFonts w:ascii="Times New Roman" w:hAnsi="Times New Roman" w:cs="Times New Roman"/>
+          <w:sz w:val="24"/>
+          <w:szCs w:val="24"/>
+        </w:rPr>
+      </w:pPr>
+    </w:p>
+    <w:p>
+      <w:pPr>
+        <w:spacing w:after="0" w:line="360" w:lineRule="auto"/>
+        <w:rPr>
+          <w:rFonts w:ascii="Times New Roman" w:hAnsi="Times New Roman" w:cs="Times New Roman"/>
+          <w:sz w:val="24"/>
+          <w:szCs w:val="24"/>
+        </w:rPr>
+      </w:pPr>
+    </w:p>
+    <w:p>
+      <w:pPr>
+        <w:spacing w:after="0" w:line="360" w:lineRule="auto"/>
+        <w:rPr>
+          <w:rFonts w:ascii="Times New Roman" w:hAnsi="Times New Roman" w:cs="Times New Roman"/>
+          <w:sz w:val="24"/>
+          <w:szCs w:val="24"/>
+        </w:rPr>
+      </w:pPr>
+    </w:p>
+    <w:p>
+      <w:pPr>
+        <w:spacing w:after="0" w:line="360" w:lineRule="auto"/>
+        <w:rPr>
+          <w:rFonts w:ascii="Times New Roman" w:hAnsi="Times New Roman" w:cs="Times New Roman"/>
+          <w:sz w:val="24"/>
+          <w:szCs w:val="24"/>
+        </w:rPr>
+      </w:pPr>
+    </w:p>
+    <w:p>
+      <w:pPr>
+        <w:spacing w:after="0" w:line="360" w:lineRule="auto"/>
+        <w:rPr>
+          <w:rFonts w:ascii="Times New Roman" w:hAnsi="Times New Roman" w:cs="Times New Roman"/>
+          <w:sz w:val="24"/>
+          <w:szCs w:val="24"/>
+        </w:rPr>
+      </w:pPr>
+    </w:p>
+    <w:p>
+      <w:pPr>
+        <w:spacing w:after="0" w:line="360" w:lineRule="auto"/>
+        <w:rPr>
+          <w:rFonts w:ascii="Times New Roman" w:hAnsi="Times New Roman" w:cs="Times New Roman"/>
+          <w:sz w:val="24"/>
+          <w:szCs w:val="24"/>
+        </w:rPr>
+      </w:pPr>
+    </w:p>
+    <w:p>
+      <w:pPr>
+        <w:spacing w:after="0" w:line="360" w:lineRule="auto"/>
+        <w:rPr>
+          <w:rFonts w:ascii="Times New Roman" w:hAnsi="Times New Roman" w:cs="Times New Roman"/>
+          <w:sz w:val="24"/>
+          <w:szCs w:val="24"/>
+        </w:rPr>
+      </w:pPr>
+    </w:p>
+    <w:p>
+      <w:pPr>
+        <w:spacing w:after="0" w:line="360" w:lineRule="auto"/>
+        <w:rPr>
+          <w:rFonts w:ascii="Times New Roman" w:hAnsi="Times New Roman" w:cs="Times New Roman"/>
+          <w:sz w:val="24"/>
+          <w:szCs w:val="24"/>
+        </w:rPr>
+      </w:pPr>
+    </w:p>
+    <w:p>
+      <w:pPr>
+        <w:spacing w:after="0" w:line="360" w:lineRule="auto"/>
+        <w:rPr>
+          <w:rFonts w:ascii="Times New Roman" w:hAnsi="Times New Roman" w:cs="Times New Roman"/>
+          <w:sz w:val="24"/>
+          <w:szCs w:val="24"/>
+        </w:rPr>
+      </w:pPr>
+    </w:p>
+    <w:p>
+      <w:pPr>
+        <w:spacing w:after="0" w:line="360" w:lineRule="auto"/>
+        <w:rPr>
+          <w:rFonts w:ascii="Times New Roman" w:hAnsi="Times New Roman" w:cs="Times New Roman"/>
+          <w:sz w:val="24"/>
+          <w:szCs w:val="24"/>
+        </w:rPr>
+      </w:pPr>
+    </w:p>
+    <w:p>
+      <w:pPr>
+        <w:spacing w:after="0" w:line="360" w:lineRule="auto"/>
+        <w:rPr>
+          <w:rFonts w:ascii="Times New Roman" w:hAnsi="Times New Roman" w:cs="Times New Roman"/>
+          <w:sz w:val="24"/>
+          <w:szCs w:val="24"/>
+        </w:rPr>
+      </w:pPr>
+      <w:r>
+        <w:rPr>
+          <w:noProof/>
+        </w:rPr>
+        <w:drawing>
+          <wp:anchor distT="0" distB="0" distL="114300" distR="114300" simplePos="0" relativeHeight="251665408" behindDoc="0" locked="0" layoutInCell="1" allowOverlap="1" wp14:anchorId="5641AC1C" wp14:editId="38F3E773">
+            <wp:simplePos x="0" y="0"/>
+            <wp:positionH relativeFrom="margin">
+              <wp:posOffset>1980565</wp:posOffset>
+            </wp:positionH>
+            <wp:positionV relativeFrom="margin">
+              <wp:posOffset>2910205</wp:posOffset>
+            </wp:positionV>
+            <wp:extent cx="4064000" cy="2336800"/>
+            <wp:effectExtent l="0" t="0" r="0" b="6350"/>
+            <wp:wrapSquare wrapText="bothSides"/>
+            <wp:docPr id="900815398" name="Imagen 13" descr="Losacero 25 | Sistema de entrepiso Metálico | Aceros Torices"/>
+            <wp:cNvGraphicFramePr>
+              <a:graphicFrameLocks xmlns:a="http://schemas.openxmlformats.org/drawingml/2006/main" noChangeAspect="1"/>
+            </wp:cNvGraphicFramePr>
+            <a:graphic xmlns:a="http://schemas.openxmlformats.org/drawingml/2006/main">
+              <a:graphicData uri="http://schemas.openxmlformats.org/drawingml/2006/picture">
+                <pic:pic xmlns:pic="http://schemas.openxmlformats.org/drawingml/2006/picture">
+                  <pic:nvPicPr>
+                    <pic:cNvPr id="0" name="Picture 31" descr="Losacero 25 | Sistema de entrepiso Metálico | Aceros Torices"/>
+                    <pic:cNvPicPr>
+                      <a:picLocks noChangeAspect="1" noChangeArrowheads="1"/>
+                    </pic:cNvPicPr>
+                  </pic:nvPicPr>
+                  <pic:blipFill>
+                    <a:blip r:embed="rId13">
+                      <a:extLst>
+                        <a:ext uri="{28A0092B-C50C-407E-A947-70E740481C1C}">
+                          <a14:useLocalDpi xmlns:a14="http://schemas.microsoft.com/office/drawing/2010/main" val="0"/>
+                        </a:ext>
+                      </a:extLst>
+                    </a:blip>
+                    <a:srcRect/>
+                    <a:stretch>
+                      <a:fillRect/>
+                    </a:stretch>
+                  </pic:blipFill>
+                  <pic:spPr bwMode="auto">
+                    <a:xfrm>
+                      <a:off x="0" y="0"/>
+                      <a:ext cx="4064000" cy="2336800"/>
+                    </a:xfrm>
+                    <a:prstGeom prst="rect">
+                      <a:avLst/>
+                    </a:prstGeom>
+                    <a:noFill/>
+                    <a:ln>
+                      <a:noFill/>
+                    </a:ln>
+                  </pic:spPr>
+                </pic:pic>
+              </a:graphicData>
+            </a:graphic>
+            <wp14:sizeRelH relativeFrom="margin">
+              <wp14:pctWidth>0</wp14:pctWidth>
+            </wp14:sizeRelH>
+            <wp14:sizeRelV relativeFrom="margin">
+              <wp14:pctHeight>0</wp14:pctHeight>
+            </wp14:sizeRelV>
+          </wp:anchor>
+        </w:drawing>
+      </w:r>
+    </w:p>
+    <w:p>
+      <w:pPr>
+        <w:spacing w:after="0" w:line="360" w:lineRule="auto"/>
+        <w:rPr>
+          <w:rFonts w:ascii="Times New Roman" w:hAnsi="Times New Roman" w:cs="Times New Roman"/>
+          <w:sz w:val="24"/>
+          <w:szCs w:val="24"/>
+        </w:rPr>
+      </w:pPr>
+    </w:p>
+    <w:p>
+      <w:pPr>
+        <w:spacing w:after="0" w:line="360" w:lineRule="auto"/>
+        <w:rPr>
+          <w:rFonts w:ascii="Times New Roman" w:hAnsi="Times New Roman" w:cs="Times New Roman"/>
+          <w:sz w:val="24"/>
+          <w:szCs w:val="24"/>
+        </w:rPr>
+      </w:pPr>
+    </w:p>
+    <w:p>
+      <w:pPr>
+        <w:spacing w:after="0" w:line="360" w:lineRule="auto"/>
+        <w:rPr>
+          <w:rFonts w:ascii="Times New Roman" w:hAnsi="Times New Roman" w:cs="Times New Roman"/>
+          <w:sz w:val="24"/>
+          <w:szCs w:val="24"/>
+        </w:rPr>
+      </w:pPr>
+    </w:p>
+    <w:p>
+      <w:pPr>
+        <w:spacing w:after="0" w:line="360" w:lineRule="auto"/>
+        <w:rPr>
+          <w:rFonts w:ascii="Times New Roman" w:hAnsi="Times New Roman" w:cs="Times New Roman"/>
+          <w:sz w:val="24"/>
+          <w:szCs w:val="24"/>
+        </w:rPr>
+      </w:pPr>
+    </w:p>
+    <w:p>
+      <w:pPr>
+        <w:spacing w:after="0" w:line="360" w:lineRule="auto"/>
+        <w:rPr>
+          <w:rFonts w:ascii="Times New Roman" w:hAnsi="Times New Roman" w:cs="Times New Roman"/>
+          <w:sz w:val="24"/>
+          <w:szCs w:val="24"/>
+        </w:rPr>
+      </w:pPr>
+    </w:p>
+    <w:p>
+      <w:pPr>
+        <w:spacing w:line="360" w:lineRule="auto"/>
         <w:ind w:left="720"/>
         <w:rPr>
           <w:rFonts w:ascii="Times New Roman" w:hAnsi="Times New Roman" w:cs="Times New Roman"/>
@@ -3012,6 +4068,7 @@
     </w:p>
     <w:p>
       <w:pPr>
+        <w:spacing w:line="360" w:lineRule="auto"/>
         <w:ind w:left="720"/>
         <w:rPr>
           <w:rFonts w:ascii="Times New Roman" w:hAnsi="Times New Roman" w:cs="Times New Roman"/>
@@ -3025,6 +4082,7 @@
     </w:p>
     <w:p>
       <w:pPr>
+        <w:spacing w:line="360" w:lineRule="auto"/>
         <w:ind w:left="720"/>
         <w:rPr>
           <w:rFonts w:ascii="Times New Roman" w:hAnsi="Times New Roman" w:cs="Times New Roman"/>
@@ -3035,9 +4093,77 @@
           <w:lang w:val="es-ES"/>
         </w:rPr>
       </w:pPr>
-    </w:p>
-    <w:p>
-      <w:pPr>
+      <w:r>
+        <w:rPr>
+          <w:noProof/>
+        </w:rPr>
+        <w:drawing>
+          <wp:anchor distT="0" distB="0" distL="114300" distR="114300" simplePos="0" relativeHeight="251666432" behindDoc="0" locked="0" layoutInCell="1" allowOverlap="1" wp14:anchorId="703F4DA0" wp14:editId="5B98A9D8">
+            <wp:simplePos x="0" y="0"/>
+            <wp:positionH relativeFrom="margin">
+              <wp:posOffset>100965</wp:posOffset>
+            </wp:positionH>
+            <wp:positionV relativeFrom="margin">
+              <wp:posOffset>5564505</wp:posOffset>
+            </wp:positionV>
+            <wp:extent cx="3213100" cy="3213100"/>
+            <wp:effectExtent l="0" t="0" r="6350" b="6350"/>
+            <wp:wrapSquare wrapText="bothSides"/>
+            <wp:docPr id="1089435677" name="Imagen 14" descr="Una estructura losacero es una cubierta de láminas troqueladas de acero  corrugado. Se utiliza principalmente para soportar la membrana de hormigón  o aislante de un techo. Esta estructura, se fija a una"/>
+            <wp:cNvGraphicFramePr>
+              <a:graphicFrameLocks xmlns:a="http://schemas.openxmlformats.org/drawingml/2006/main" noChangeAspect="1"/>
+            </wp:cNvGraphicFramePr>
+            <a:graphic xmlns:a="http://schemas.openxmlformats.org/drawingml/2006/main">
+              <a:graphicData uri="http://schemas.openxmlformats.org/drawingml/2006/picture">
+                <pic:pic xmlns:pic="http://schemas.openxmlformats.org/drawingml/2006/picture">
+                  <pic:nvPicPr>
+                    <pic:cNvPr id="0" name="Picture 33" descr="Una estructura losacero es una cubierta de láminas troqueladas de acero  corrugado. Se utiliza principalmente para soportar la membrana de hormigón  o aislante de un techo. Esta estructura, se fija a una"/>
+                    <pic:cNvPicPr>
+                      <a:picLocks noChangeAspect="1" noChangeArrowheads="1"/>
+                    </pic:cNvPicPr>
+                  </pic:nvPicPr>
+                  <pic:blipFill>
+                    <a:blip r:embed="rId14">
+                      <a:extLst>
+                        <a:ext uri="{28A0092B-C50C-407E-A947-70E740481C1C}">
+                          <a14:useLocalDpi xmlns:a14="http://schemas.microsoft.com/office/drawing/2010/main" val="0"/>
+                        </a:ext>
+                      </a:extLst>
+                    </a:blip>
+                    <a:srcRect/>
+                    <a:stretch>
+                      <a:fillRect/>
+                    </a:stretch>
+                  </pic:blipFill>
+                  <pic:spPr bwMode="auto">
+                    <a:xfrm>
+                      <a:off x="0" y="0"/>
+                      <a:ext cx="3213100" cy="3213100"/>
+                    </a:xfrm>
+                    <a:prstGeom prst="rect">
+                      <a:avLst/>
+                    </a:prstGeom>
+                    <a:noFill/>
+                    <a:ln>
+                      <a:noFill/>
+                    </a:ln>
+                  </pic:spPr>
+                </pic:pic>
+              </a:graphicData>
+            </a:graphic>
+            <wp14:sizeRelH relativeFrom="margin">
+              <wp14:pctWidth>0</wp14:pctWidth>
+            </wp14:sizeRelH>
+            <wp14:sizeRelV relativeFrom="margin">
+              <wp14:pctHeight>0</wp14:pctHeight>
+            </wp14:sizeRelV>
+          </wp:anchor>
+        </w:drawing>
+      </w:r>
+    </w:p>
+    <w:p>
+      <w:pPr>
+        <w:spacing w:line="360" w:lineRule="auto"/>
         <w:ind w:left="720"/>
         <w:rPr>
           <w:rFonts w:ascii="Times New Roman" w:hAnsi="Times New Roman" w:cs="Times New Roman"/>
@@ -3051,6 +4177,7 @@
     </w:p>
     <w:p>
       <w:pPr>
+        <w:spacing w:line="360" w:lineRule="auto"/>
         <w:ind w:left="720"/>
         <w:rPr>
           <w:rFonts w:ascii="Times New Roman" w:hAnsi="Times New Roman" w:cs="Times New Roman"/>
@@ -3064,6 +4191,7 @@
     </w:p>
     <w:p>
       <w:pPr>
+        <w:spacing w:line="360" w:lineRule="auto"/>
         <w:ind w:left="720"/>
         <w:rPr>
           <w:rFonts w:ascii="Times New Roman" w:hAnsi="Times New Roman" w:cs="Times New Roman"/>
@@ -3077,6 +4205,7 @@
     </w:p>
     <w:p>
       <w:pPr>
+        <w:spacing w:line="360" w:lineRule="auto"/>
         <w:ind w:left="720"/>
         <w:rPr>
           <w:rFonts w:ascii="Times New Roman" w:hAnsi="Times New Roman" w:cs="Times New Roman"/>
@@ -3090,6 +4219,7 @@
     </w:p>
     <w:p>
       <w:pPr>
+        <w:spacing w:line="360" w:lineRule="auto"/>
         <w:ind w:left="720"/>
         <w:rPr>
           <w:rFonts w:ascii="Times New Roman" w:hAnsi="Times New Roman" w:cs="Times New Roman"/>
@@ -3103,200 +4233,7 @@
     </w:p>
     <w:p>
       <w:pPr>
-        <w:ind w:left="720"/>
-        <w:rPr>
-          <w:rFonts w:ascii="Times New Roman" w:hAnsi="Times New Roman" w:cs="Times New Roman"/>
-          <w:b/>
-          <w:bCs/>
-          <w:sz w:val="24"/>
-          <w:szCs w:val="24"/>
-          <w:lang w:val="es-ES"/>
-        </w:rPr>
-      </w:pPr>
-    </w:p>
-    <w:p>
-      <w:pPr>
-        <w:ind w:left="720"/>
-        <w:rPr>
-          <w:rFonts w:ascii="Times New Roman" w:hAnsi="Times New Roman" w:cs="Times New Roman"/>
-          <w:b/>
-          <w:bCs/>
-          <w:sz w:val="24"/>
-          <w:szCs w:val="24"/>
-          <w:lang w:val="es-ES"/>
-        </w:rPr>
-      </w:pPr>
-    </w:p>
-    <w:p>
-      <w:pPr>
-        <w:ind w:left="720"/>
-        <w:rPr>
-          <w:rFonts w:ascii="Times New Roman" w:hAnsi="Times New Roman" w:cs="Times New Roman"/>
-          <w:b/>
-          <w:bCs/>
-          <w:sz w:val="24"/>
-          <w:szCs w:val="24"/>
-          <w:lang w:val="es-ES"/>
-        </w:rPr>
-      </w:pPr>
-    </w:p>
-    <w:p>
-      <w:pPr>
-        <w:ind w:left="720"/>
-        <w:rPr>
-          <w:rFonts w:ascii="Times New Roman" w:hAnsi="Times New Roman" w:cs="Times New Roman"/>
-          <w:b/>
-          <w:bCs/>
-          <w:sz w:val="24"/>
-          <w:szCs w:val="24"/>
-          <w:lang w:val="es-ES"/>
-        </w:rPr>
-      </w:pPr>
-    </w:p>
-    <w:p>
-      <w:pPr>
-        <w:rPr>
-          <w:rFonts w:ascii="Times New Roman" w:hAnsi="Times New Roman" w:cs="Times New Roman"/>
-          <w:b/>
-          <w:bCs/>
-          <w:sz w:val="24"/>
-          <w:szCs w:val="24"/>
-          <w:lang w:val="es-ES"/>
-        </w:rPr>
-      </w:pPr>
-    </w:p>
-    <w:p>
-      <w:pPr>
-        <w:ind w:left="720"/>
-        <w:rPr>
-          <w:rFonts w:ascii="Times New Roman" w:hAnsi="Times New Roman" w:cs="Times New Roman"/>
-          <w:b/>
-          <w:bCs/>
-          <w:sz w:val="24"/>
-          <w:szCs w:val="24"/>
-          <w:lang w:val="es-ES"/>
-        </w:rPr>
-      </w:pPr>
-    </w:p>
-    <w:p>
-      <w:pPr>
-        <w:ind w:left="720"/>
-        <w:rPr>
-          <w:rFonts w:ascii="Times New Roman" w:hAnsi="Times New Roman" w:cs="Times New Roman"/>
-          <w:b/>
-          <w:bCs/>
-          <w:sz w:val="24"/>
-          <w:szCs w:val="24"/>
-          <w:lang w:val="es-ES"/>
-        </w:rPr>
-      </w:pPr>
-    </w:p>
-    <w:p>
-      <w:pPr>
-        <w:ind w:left="720"/>
-        <w:rPr>
-          <w:rFonts w:ascii="Times New Roman" w:hAnsi="Times New Roman" w:cs="Times New Roman"/>
-          <w:b/>
-          <w:bCs/>
-          <w:sz w:val="24"/>
-          <w:szCs w:val="24"/>
-          <w:lang w:val="es-ES"/>
-        </w:rPr>
-      </w:pPr>
-    </w:p>
-    <w:p>
-      <w:pPr>
-        <w:ind w:left="720"/>
-        <w:rPr>
-          <w:rFonts w:ascii="Times New Roman" w:hAnsi="Times New Roman" w:cs="Times New Roman"/>
-          <w:b/>
-          <w:bCs/>
-          <w:sz w:val="24"/>
-          <w:szCs w:val="24"/>
-          <w:lang w:val="es-ES"/>
-        </w:rPr>
-      </w:pPr>
-    </w:p>
-    <w:p>
-      <w:pPr>
-        <w:ind w:left="720"/>
-        <w:rPr>
-          <w:rFonts w:ascii="Times New Roman" w:hAnsi="Times New Roman" w:cs="Times New Roman"/>
-          <w:b/>
-          <w:bCs/>
-          <w:sz w:val="24"/>
-          <w:szCs w:val="24"/>
-          <w:lang w:val="es-ES"/>
-        </w:rPr>
-      </w:pPr>
-    </w:p>
-    <w:p>
-      <w:pPr>
-        <w:ind w:left="720"/>
-        <w:rPr>
-          <w:rFonts w:ascii="Times New Roman" w:hAnsi="Times New Roman" w:cs="Times New Roman"/>
-          <w:b/>
-          <w:bCs/>
-          <w:sz w:val="24"/>
-          <w:szCs w:val="24"/>
-          <w:lang w:val="es-ES"/>
-        </w:rPr>
-      </w:pPr>
-    </w:p>
-    <w:p>
-      <w:pPr>
-        <w:ind w:left="720"/>
-        <w:rPr>
-          <w:rFonts w:ascii="Times New Roman" w:hAnsi="Times New Roman" w:cs="Times New Roman"/>
-          <w:b/>
-          <w:bCs/>
-          <w:sz w:val="24"/>
-          <w:szCs w:val="24"/>
-          <w:lang w:val="es-ES"/>
-        </w:rPr>
-      </w:pPr>
-    </w:p>
-    <w:p>
-      <w:pPr>
-        <w:ind w:left="720"/>
-        <w:rPr>
-          <w:rFonts w:ascii="Times New Roman" w:hAnsi="Times New Roman" w:cs="Times New Roman"/>
-          <w:b/>
-          <w:bCs/>
-          <w:sz w:val="24"/>
-          <w:szCs w:val="24"/>
-          <w:lang w:val="es-ES"/>
-        </w:rPr>
-      </w:pPr>
-    </w:p>
-    <w:p>
-      <w:pPr>
-        <w:ind w:left="720"/>
-        <w:rPr>
-          <w:rFonts w:ascii="Times New Roman" w:hAnsi="Times New Roman" w:cs="Times New Roman"/>
-          <w:b/>
-          <w:bCs/>
-          <w:sz w:val="24"/>
-          <w:szCs w:val="24"/>
-          <w:lang w:val="es-ES"/>
-        </w:rPr>
-      </w:pPr>
-    </w:p>
-    <w:p>
-      <w:pPr>
-        <w:ind w:left="720"/>
-        <w:rPr>
-          <w:rFonts w:ascii="Times New Roman" w:hAnsi="Times New Roman" w:cs="Times New Roman"/>
-          <w:b/>
-          <w:bCs/>
-          <w:sz w:val="24"/>
-          <w:szCs w:val="24"/>
-          <w:lang w:val="es-ES"/>
-        </w:rPr>
-      </w:pPr>
-    </w:p>
-    <w:p>
-      <w:pPr>
+        <w:spacing w:line="360" w:lineRule="auto"/>
         <w:ind w:left="720"/>
         <w:rPr>
           <w:rFonts w:ascii="Times New Roman" w:hAnsi="Times New Roman" w:cs="Times New Roman"/>
@@ -8217,6 +9154,7 @@
   <w:style w:type="character" w:default="1" w:styleId="Fuentedeprrafopredeter">
     <w:name w:val="Default Paragraph Font"/>
     <w:uiPriority w:val="1"/>
+    <w:semiHidden/>
     <w:unhideWhenUsed/>
   </w:style>
   <w:style w:type="table" w:default="1" w:styleId="Tablanormal">
